--- a/assets/CODING/picture.docx
+++ b/assets/CODING/picture.docx
@@ -76,27 +76,59 @@
         <w:t>Рекомендации по размерам, весу и типу</w:t>
         <w:br/>
         <w:br/>
-      </w:r>
-      <w:r>
+        <w:t>Код для компонента</w:t>
+      </w:r>
+    </w:p>
+    <w:p>
+      <w:pPr>
+        <w:pStyle w:val="Style17"/>
+        <w:bidi w:val="0"/>
+        <w:spacing w:before="0" w:after="140"/>
+        <w:jc w:val="start"/>
         <w:rPr>
           <w:rStyle w:val="Style15"/>
+          <w:rFonts w:ascii="Roboto" w:hAnsi="Roboto"/>
+          <w:color w:val="00A933"/>
+          <w:sz w:val="32"/>
+          <w:szCs w:val="32"/>
+        </w:rPr>
+      </w:pPr>
+      <w:r>
+        <w:rPr/>
+      </w:r>
+    </w:p>
+    <w:p>
+      <w:pPr>
+        <w:pStyle w:val="Style17"/>
+        <w:bidi w:val="0"/>
+        <w:spacing w:before="0" w:after="140"/>
+        <w:jc w:val="start"/>
+        <w:rPr/>
+      </w:pPr>
+      <w:r>
+        <w:rPr>
+          <w:rStyle w:val="Style15"/>
+          <w:rFonts w:ascii="Roboto" w:hAnsi="Roboto"/>
           <w:b/>
+          <w:bCs/>
           <w:color w:val="00A933"/>
-        </w:rPr>
-        <w:t>Код для компонента</w:t>
-      </w:r>
-    </w:p>
-    <w:p>
-      <w:pPr>
-        <w:pStyle w:val="Style17"/>
-        <w:bidi w:val="0"/>
-        <w:jc w:val="start"/>
+          <w:sz w:val="32"/>
+          <w:szCs w:val="32"/>
+        </w:rPr>
+        <w:t xml:space="preserve">Второй вариант для универсального компонента с учётом </w:t>
+      </w:r>
+      <w:r>
         <w:rPr>
           <w:rStyle w:val="Style15"/>
-        </w:rPr>
-      </w:pPr>
-      <w:r>
-        <w:rPr/>
+          <w:rFonts w:ascii="Roboto" w:hAnsi="Roboto"/>
+          <w:b/>
+          <w:bCs/>
+          <w:color w:val="00A933"/>
+          <w:sz w:val="32"/>
+          <w:szCs w:val="32"/>
+          <w:shd w:fill="auto" w:val="clear"/>
+        </w:rPr>
+        <w:t>loading = 'lazy',  и decoding = 'async',</w:t>
       </w:r>
     </w:p>
     <w:p>
@@ -3458,6 +3490,7 @@
         <w:pStyle w:val="Style17"/>
         <w:rPr>
           <w:b/>
+          <w:b/>
         </w:rPr>
       </w:pPr>
       <w:r>
@@ -5261,6 +5294,3107 @@
           <w:b/>
           <w:b/>
           <w:color w:val="00A933"/>
+        </w:rPr>
+      </w:pPr>
+      <w:r>
+        <w:rPr>
+          <w:b/>
+          <w:color w:val="00A933"/>
+        </w:rPr>
+      </w:r>
+    </w:p>
+    <w:p>
+      <w:pPr>
+        <w:pStyle w:val="Style17"/>
+        <w:bidi w:val="0"/>
+        <w:spacing w:before="0" w:after="140"/>
+        <w:jc w:val="start"/>
+        <w:rPr>
+          <w:rStyle w:val="Style15"/>
+          <w:b/>
+          <w:b/>
+          <w:color w:val="00A933"/>
+        </w:rPr>
+      </w:pPr>
+      <w:r>
+        <w:rPr>
+          <w:b/>
+          <w:color w:val="00A933"/>
+        </w:rPr>
+      </w:r>
+    </w:p>
+    <w:p>
+      <w:pPr>
+        <w:pStyle w:val="Style17"/>
+        <w:bidi w:val="0"/>
+        <w:spacing w:before="0" w:after="140"/>
+        <w:jc w:val="start"/>
+        <w:rPr>
+          <w:rStyle w:val="Style15"/>
+          <w:b/>
+          <w:b/>
+          <w:color w:val="00A933"/>
+        </w:rPr>
+      </w:pPr>
+      <w:r>
+        <w:rPr/>
+        <w:t>=========================================================</w:t>
+      </w:r>
+    </w:p>
+    <w:p>
+      <w:pPr>
+        <w:pStyle w:val="Style17"/>
+        <w:bidi w:val="0"/>
+        <w:spacing w:before="0" w:after="140"/>
+        <w:jc w:val="start"/>
+        <w:rPr>
+          <w:rFonts w:ascii="Roboto" w:hAnsi="Roboto"/>
+          <w:b/>
+          <w:b/>
+          <w:color w:val="00A933"/>
+          <w:sz w:val="40"/>
+          <w:szCs w:val="40"/>
+        </w:rPr>
+      </w:pPr>
+      <w:r>
+        <w:rPr>
+          <w:rFonts w:ascii="Roboto" w:hAnsi="Roboto"/>
+          <w:b/>
+          <w:bCs/>
+          <w:color w:val="00A933"/>
+          <w:sz w:val="40"/>
+          <w:szCs w:val="40"/>
+        </w:rPr>
+        <w:t xml:space="preserve">Второй вариант для универсального компонента с учётом </w:t>
+      </w:r>
+      <w:r>
+        <w:rPr>
+          <w:rFonts w:ascii="Roboto" w:hAnsi="Roboto"/>
+          <w:b/>
+          <w:bCs/>
+          <w:color w:val="00A933"/>
+          <w:sz w:val="40"/>
+          <w:szCs w:val="40"/>
+          <w:shd w:fill="auto" w:val="clear"/>
+        </w:rPr>
+        <w:t>loading = 'lazy',  и decoding = 'async',</w:t>
+      </w:r>
+    </w:p>
+    <w:p>
+      <w:pPr>
+        <w:pStyle w:val="Normal"/>
+        <w:bidi w:val="0"/>
+        <w:spacing w:before="0" w:after="140"/>
+        <w:jc w:val="start"/>
+        <w:rPr>
+          <w:b/>
+          <w:b/>
+          <w:bCs/>
+          <w:color w:val="auto"/>
+          <w:sz w:val="21"/>
+          <w:szCs w:val="48"/>
+          <w:highlight w:val="none"/>
+          <w:shd w:fill="auto" w:val="clear"/>
+        </w:rPr>
+      </w:pPr>
+      <w:r>
+        <w:rPr>
+          <w:rFonts w:ascii="Droid Sans Mono;monospace" w:hAnsi="Droid Sans Mono;monospace"/>
+          <w:b w:val="false"/>
+          <w:bCs/>
+          <w:color w:val="000000"/>
+          <w:sz w:val="21"/>
+          <w:szCs w:val="48"/>
+          <w:shd w:fill="auto" w:val="clear"/>
+        </w:rPr>
+        <w:t>&lt;!-- Применение</w:t>
+      </w:r>
+    </w:p>
+    <w:p>
+      <w:pPr>
+        <w:pStyle w:val="Normal"/>
+        <w:spacing w:lineRule="atLeast" w:line="285"/>
+        <w:rPr>
+          <w:rFonts w:ascii="Droid Sans Mono;monospace" w:hAnsi="Droid Sans Mono;monospace"/>
+          <w:b w:val="false"/>
+          <w:b w:val="false"/>
+          <w:color w:val="auto"/>
+          <w:sz w:val="21"/>
+          <w:highlight w:val="none"/>
+          <w:shd w:fill="auto" w:val="clear"/>
+        </w:rPr>
+      </w:pPr>
+      <w:r>
+        <w:rPr>
+          <w:rFonts w:ascii="Droid Sans Mono;monospace" w:hAnsi="Droid Sans Mono;monospace"/>
+          <w:b w:val="false"/>
+          <w:color w:val="000000"/>
+          <w:sz w:val="21"/>
+          <w:shd w:fill="auto" w:val="clear"/>
+        </w:rPr>
+        <w:t>&lt;script&gt;</w:t>
+      </w:r>
+    </w:p>
+    <w:p>
+      <w:pPr>
+        <w:pStyle w:val="Normal"/>
+        <w:spacing w:lineRule="atLeast" w:line="285"/>
+        <w:rPr>
+          <w:rFonts w:ascii="Droid Sans Mono;monospace" w:hAnsi="Droid Sans Mono;monospace"/>
+          <w:b w:val="false"/>
+          <w:b w:val="false"/>
+          <w:color w:val="auto"/>
+          <w:sz w:val="21"/>
+          <w:highlight w:val="none"/>
+          <w:shd w:fill="auto" w:val="clear"/>
+        </w:rPr>
+      </w:pPr>
+      <w:r>
+        <w:rPr>
+          <w:rFonts w:ascii="Droid Sans Mono;monospace" w:hAnsi="Droid Sans Mono;monospace"/>
+          <w:b w:val="false"/>
+          <w:color w:val="000000"/>
+          <w:sz w:val="21"/>
+          <w:shd w:fill="auto" w:val="clear"/>
+        </w:rPr>
+        <w:t>import Picture from './Picture.svelte';</w:t>
+      </w:r>
+    </w:p>
+    <w:p>
+      <w:pPr>
+        <w:pStyle w:val="Normal"/>
+        <w:spacing w:lineRule="atLeast" w:line="285"/>
+        <w:rPr>
+          <w:rFonts w:ascii="Droid Sans Mono;monospace" w:hAnsi="Droid Sans Mono;monospace"/>
+          <w:b w:val="false"/>
+          <w:b w:val="false"/>
+          <w:color w:val="auto"/>
+          <w:sz w:val="21"/>
+          <w:highlight w:val="none"/>
+          <w:shd w:fill="auto" w:val="clear"/>
+        </w:rPr>
+      </w:pPr>
+      <w:r>
+        <w:rPr>
+          <w:rFonts w:ascii="Droid Sans Mono;monospace" w:hAnsi="Droid Sans Mono;monospace"/>
+          <w:b w:val="false"/>
+          <w:color w:val="000000"/>
+          <w:sz w:val="21"/>
+          <w:shd w:fill="auto" w:val="clear"/>
+        </w:rPr>
+        <w:t>&lt;/script&gt;</w:t>
+      </w:r>
+    </w:p>
+    <w:p>
+      <w:pPr>
+        <w:pStyle w:val="Normal"/>
+        <w:spacing w:lineRule="atLeast" w:line="285"/>
+        <w:rPr>
+          <w:color w:val="auto"/>
+          <w:highlight w:val="none"/>
+          <w:shd w:fill="auto" w:val="clear"/>
+        </w:rPr>
+      </w:pPr>
+      <w:r>
+        <w:rPr>
+          <w:color w:val="000000"/>
+          <w:shd w:fill="auto" w:val="clear"/>
+        </w:rPr>
+      </w:r>
+    </w:p>
+    <w:p>
+      <w:pPr>
+        <w:pStyle w:val="Normal"/>
+        <w:spacing w:lineRule="atLeast" w:line="285"/>
+        <w:rPr>
+          <w:rFonts w:ascii="Droid Sans Mono;monospace" w:hAnsi="Droid Sans Mono;monospace"/>
+          <w:b w:val="false"/>
+          <w:b w:val="false"/>
+          <w:color w:val="auto"/>
+          <w:sz w:val="21"/>
+          <w:highlight w:val="none"/>
+          <w:shd w:fill="auto" w:val="clear"/>
+        </w:rPr>
+      </w:pPr>
+      <w:r>
+        <w:rPr>
+          <w:rFonts w:ascii="Droid Sans Mono;monospace" w:hAnsi="Droid Sans Mono;monospace"/>
+          <w:b w:val="false"/>
+          <w:color w:val="000000"/>
+          <w:sz w:val="21"/>
+          <w:shd w:fill="auto" w:val="clear"/>
+        </w:rPr>
+        <w:t xml:space="preserve">&lt;Picture </w:t>
+      </w:r>
+    </w:p>
+    <w:p>
+      <w:pPr>
+        <w:pStyle w:val="Normal"/>
+        <w:spacing w:lineRule="atLeast" w:line="285"/>
+        <w:rPr>
+          <w:rFonts w:ascii="Droid Sans Mono;monospace" w:hAnsi="Droid Sans Mono;monospace"/>
+          <w:b w:val="false"/>
+          <w:b w:val="false"/>
+          <w:color w:val="auto"/>
+          <w:sz w:val="21"/>
+          <w:highlight w:val="none"/>
+          <w:shd w:fill="auto" w:val="clear"/>
+        </w:rPr>
+      </w:pPr>
+      <w:r>
+        <w:rPr>
+          <w:rFonts w:ascii="Droid Sans Mono;monospace" w:hAnsi="Droid Sans Mono;monospace"/>
+          <w:b w:val="false"/>
+          <w:color w:val="000000"/>
+          <w:sz w:val="21"/>
+          <w:shd w:fill="auto" w:val="clear"/>
+        </w:rPr>
+        <w:t xml:space="preserve">src={{ </w:t>
+      </w:r>
+    </w:p>
+    <w:p>
+      <w:pPr>
+        <w:pStyle w:val="Normal"/>
+        <w:spacing w:lineRule="atLeast" w:line="285"/>
+        <w:rPr>
+          <w:rFonts w:ascii="Droid Sans Mono;monospace" w:hAnsi="Droid Sans Mono;monospace"/>
+          <w:b w:val="false"/>
+          <w:b w:val="false"/>
+          <w:color w:val="auto"/>
+          <w:sz w:val="21"/>
+          <w:highlight w:val="none"/>
+          <w:shd w:fill="auto" w:val="clear"/>
+        </w:rPr>
+      </w:pPr>
+      <w:r>
+        <w:rPr>
+          <w:rFonts w:ascii="Droid Sans Mono;monospace" w:hAnsi="Droid Sans Mono;monospace"/>
+          <w:b w:val="false"/>
+          <w:color w:val="000000"/>
+          <w:sz w:val="21"/>
+          <w:shd w:fill="auto" w:val="clear"/>
+        </w:rPr>
+        <w:t xml:space="preserve">webp: "/images/calc-bg.webp", </w:t>
+      </w:r>
+    </w:p>
+    <w:p>
+      <w:pPr>
+        <w:pStyle w:val="Normal"/>
+        <w:spacing w:lineRule="atLeast" w:line="285"/>
+        <w:rPr>
+          <w:rFonts w:ascii="Droid Sans Mono;monospace" w:hAnsi="Droid Sans Mono;monospace"/>
+          <w:b w:val="false"/>
+          <w:b w:val="false"/>
+          <w:color w:val="auto"/>
+          <w:sz w:val="21"/>
+          <w:highlight w:val="none"/>
+          <w:shd w:fill="auto" w:val="clear"/>
+        </w:rPr>
+      </w:pPr>
+      <w:r>
+        <w:rPr>
+          <w:rFonts w:ascii="Droid Sans Mono;monospace" w:hAnsi="Droid Sans Mono;monospace"/>
+          <w:b w:val="false"/>
+          <w:color w:val="000000"/>
+          <w:sz w:val="21"/>
+          <w:shd w:fill="auto" w:val="clear"/>
+        </w:rPr>
+        <w:t xml:space="preserve">jpeg: "/images/calc-bg.jpg" </w:t>
+      </w:r>
+    </w:p>
+    <w:p>
+      <w:pPr>
+        <w:pStyle w:val="Normal"/>
+        <w:spacing w:lineRule="atLeast" w:line="285"/>
+        <w:rPr>
+          <w:rFonts w:ascii="Droid Sans Mono;monospace" w:hAnsi="Droid Sans Mono;monospace"/>
+          <w:b w:val="false"/>
+          <w:b w:val="false"/>
+          <w:color w:val="auto"/>
+          <w:sz w:val="21"/>
+          <w:highlight w:val="none"/>
+          <w:shd w:fill="auto" w:val="clear"/>
+        </w:rPr>
+      </w:pPr>
+      <w:r>
+        <w:rPr>
+          <w:rFonts w:ascii="Droid Sans Mono;monospace" w:hAnsi="Droid Sans Mono;monospace"/>
+          <w:b w:val="false"/>
+          <w:color w:val="000000"/>
+          <w:sz w:val="21"/>
+          <w:shd w:fill="auto" w:val="clear"/>
+        </w:rPr>
+        <w:t xml:space="preserve">}} </w:t>
+      </w:r>
+    </w:p>
+    <w:p>
+      <w:pPr>
+        <w:pStyle w:val="Normal"/>
+        <w:spacing w:lineRule="atLeast" w:line="285"/>
+        <w:rPr>
+          <w:rFonts w:ascii="Droid Sans Mono;monospace" w:hAnsi="Droid Sans Mono;monospace"/>
+          <w:b w:val="false"/>
+          <w:b w:val="false"/>
+          <w:color w:val="auto"/>
+          <w:sz w:val="21"/>
+          <w:highlight w:val="none"/>
+          <w:shd w:fill="auto" w:val="clear"/>
+        </w:rPr>
+      </w:pPr>
+      <w:r>
+        <w:rPr>
+          <w:rFonts w:ascii="Droid Sans Mono;monospace" w:hAnsi="Droid Sans Mono;monospace"/>
+          <w:b w:val="false"/>
+          <w:color w:val="000000"/>
+          <w:sz w:val="21"/>
+          <w:shd w:fill="auto" w:val="clear"/>
+        </w:rPr>
+        <w:t>alt="Фон инженерного калькулятора"</w:t>
+      </w:r>
+    </w:p>
+    <w:p>
+      <w:pPr>
+        <w:pStyle w:val="Normal"/>
+        <w:spacing w:lineRule="atLeast" w:line="285"/>
+        <w:rPr>
+          <w:rFonts w:ascii="Droid Sans Mono;monospace" w:hAnsi="Droid Sans Mono;monospace"/>
+          <w:b w:val="false"/>
+          <w:b w:val="false"/>
+          <w:color w:val="auto"/>
+          <w:sz w:val="21"/>
+          <w:highlight w:val="none"/>
+          <w:shd w:fill="auto" w:val="clear"/>
+        </w:rPr>
+      </w:pPr>
+      <w:r>
+        <w:rPr>
+          <w:rFonts w:ascii="Droid Sans Mono;monospace" w:hAnsi="Droid Sans Mono;monospace"/>
+          <w:b w:val="false"/>
+          <w:color w:val="000000"/>
+          <w:sz w:val="21"/>
+          <w:shd w:fill="auto" w:val="clear"/>
+        </w:rPr>
+        <w:t xml:space="preserve">class="bg-image" </w:t>
+      </w:r>
+    </w:p>
+    <w:p>
+      <w:pPr>
+        <w:pStyle w:val="Normal"/>
+        <w:spacing w:lineRule="atLeast" w:line="285"/>
+        <w:rPr>
+          <w:rFonts w:ascii="Droid Sans Mono;monospace" w:hAnsi="Droid Sans Mono;monospace"/>
+          <w:b w:val="false"/>
+          <w:b w:val="false"/>
+          <w:color w:val="auto"/>
+          <w:sz w:val="21"/>
+          <w:highlight w:val="none"/>
+          <w:shd w:fill="auto" w:val="clear"/>
+        </w:rPr>
+      </w:pPr>
+      <w:r>
+        <w:rPr>
+          <w:rFonts w:ascii="Droid Sans Mono;monospace" w:hAnsi="Droid Sans Mono;monospace"/>
+          <w:b w:val="false"/>
+          <w:color w:val="000000"/>
+          <w:sz w:val="21"/>
+          <w:shd w:fill="auto" w:val="clear"/>
+        </w:rPr>
+        <w:t>loading="lazy"</w:t>
+      </w:r>
+    </w:p>
+    <w:p>
+      <w:pPr>
+        <w:pStyle w:val="Normal"/>
+        <w:spacing w:lineRule="atLeast" w:line="285"/>
+        <w:rPr>
+          <w:rFonts w:ascii="Droid Sans Mono;monospace" w:hAnsi="Droid Sans Mono;monospace"/>
+          <w:b w:val="false"/>
+          <w:b w:val="false"/>
+          <w:color w:val="auto"/>
+          <w:sz w:val="21"/>
+          <w:highlight w:val="none"/>
+          <w:shd w:fill="auto" w:val="clear"/>
+        </w:rPr>
+      </w:pPr>
+      <w:r>
+        <w:rPr>
+          <w:rFonts w:ascii="Droid Sans Mono;monospace" w:hAnsi="Droid Sans Mono;monospace"/>
+          <w:b w:val="false"/>
+          <w:color w:val="000000"/>
+          <w:sz w:val="21"/>
+          <w:shd w:fill="auto" w:val="clear"/>
+        </w:rPr>
+        <w:t>decoding="async"</w:t>
+      </w:r>
+    </w:p>
+    <w:p>
+      <w:pPr>
+        <w:pStyle w:val="Normal"/>
+        <w:spacing w:lineRule="atLeast" w:line="285"/>
+        <w:rPr>
+          <w:rFonts w:ascii="Droid Sans Mono;monospace" w:hAnsi="Droid Sans Mono;monospace"/>
+          <w:b w:val="false"/>
+          <w:b w:val="false"/>
+          <w:color w:val="auto"/>
+          <w:sz w:val="21"/>
+          <w:highlight w:val="none"/>
+          <w:shd w:fill="auto" w:val="clear"/>
+        </w:rPr>
+      </w:pPr>
+      <w:r>
+        <w:rPr>
+          <w:rFonts w:ascii="Droid Sans Mono;monospace" w:hAnsi="Droid Sans Mono;monospace"/>
+          <w:b w:val="false"/>
+          <w:color w:val="000000"/>
+          <w:sz w:val="21"/>
+          <w:shd w:fill="auto" w:val="clear"/>
+        </w:rPr>
+        <w:t>width={1920} - только пиксели</w:t>
+      </w:r>
+    </w:p>
+    <w:p>
+      <w:pPr>
+        <w:pStyle w:val="Normal"/>
+        <w:spacing w:lineRule="atLeast" w:line="285"/>
+        <w:rPr>
+          <w:rFonts w:ascii="Droid Sans Mono;monospace" w:hAnsi="Droid Sans Mono;monospace"/>
+          <w:b w:val="false"/>
+          <w:b w:val="false"/>
+          <w:color w:val="auto"/>
+          <w:sz w:val="21"/>
+          <w:highlight w:val="none"/>
+          <w:shd w:fill="auto" w:val="clear"/>
+        </w:rPr>
+      </w:pPr>
+      <w:r>
+        <w:rPr>
+          <w:rFonts w:ascii="Droid Sans Mono;monospace" w:hAnsi="Droid Sans Mono;monospace"/>
+          <w:b w:val="false"/>
+          <w:color w:val="000000"/>
+          <w:sz w:val="21"/>
+          <w:shd w:fill="auto" w:val="clear"/>
+        </w:rPr>
+        <w:t>height={1080} - только пиксели</w:t>
+      </w:r>
+    </w:p>
+    <w:p>
+      <w:pPr>
+        <w:pStyle w:val="Normal"/>
+        <w:spacing w:lineRule="atLeast" w:line="285"/>
+        <w:rPr>
+          <w:rFonts w:ascii="Droid Sans Mono;monospace" w:hAnsi="Droid Sans Mono;monospace"/>
+          <w:b w:val="false"/>
+          <w:b w:val="false"/>
+          <w:color w:val="auto"/>
+          <w:sz w:val="21"/>
+          <w:highlight w:val="none"/>
+          <w:shd w:fill="auto" w:val="clear"/>
+        </w:rPr>
+      </w:pPr>
+      <w:r>
+        <w:rPr>
+          <w:rFonts w:ascii="Droid Sans Mono;monospace" w:hAnsi="Droid Sans Mono;monospace"/>
+          <w:b w:val="false"/>
+          <w:color w:val="000000"/>
+          <w:sz w:val="21"/>
+          <w:shd w:fill="auto" w:val="clear"/>
+        </w:rPr>
+        <w:t>/&gt;</w:t>
+      </w:r>
+    </w:p>
+    <w:p>
+      <w:pPr>
+        <w:pStyle w:val="Normal"/>
+        <w:spacing w:lineRule="atLeast" w:line="285"/>
+        <w:rPr>
+          <w:color w:val="auto"/>
+          <w:highlight w:val="none"/>
+          <w:shd w:fill="auto" w:val="clear"/>
+        </w:rPr>
+      </w:pPr>
+      <w:r>
+        <w:rPr>
+          <w:color w:val="000000"/>
+          <w:shd w:fill="auto" w:val="clear"/>
+        </w:rPr>
+      </w:r>
+    </w:p>
+    <w:p>
+      <w:pPr>
+        <w:pStyle w:val="Normal"/>
+        <w:spacing w:lineRule="atLeast" w:line="285"/>
+        <w:rPr>
+          <w:rFonts w:ascii="Droid Sans Mono;monospace" w:hAnsi="Droid Sans Mono;monospace"/>
+          <w:b w:val="false"/>
+          <w:b w:val="false"/>
+          <w:color w:val="FF0000"/>
+          <w:sz w:val="28"/>
+          <w:szCs w:val="28"/>
+          <w:highlight w:val="none"/>
+          <w:shd w:fill="auto" w:val="clear"/>
+        </w:rPr>
+      </w:pPr>
+      <w:r>
+        <w:rPr>
+          <w:rFonts w:ascii="Droid Sans Mono;monospace" w:hAnsi="Droid Sans Mono;monospace"/>
+          <w:b w:val="false"/>
+          <w:color w:val="FF0000"/>
+          <w:sz w:val="28"/>
+          <w:szCs w:val="28"/>
+          <w:shd w:fill="auto" w:val="clear"/>
+        </w:rPr>
+        <w:t>/* Для LCP (фоны в шапке, герои страниц): Всегда используйте decoding="sync" в сочетании с loading="eager". */</w:t>
+      </w:r>
+    </w:p>
+    <w:p>
+      <w:pPr>
+        <w:pStyle w:val="Normal"/>
+        <w:spacing w:lineRule="atLeast" w:line="285"/>
+        <w:rPr>
+          <w:rFonts w:ascii="Droid Sans Mono;monospace" w:hAnsi="Droid Sans Mono;monospace"/>
+          <w:b w:val="false"/>
+          <w:b w:val="false"/>
+          <w:color w:val="FF0000"/>
+          <w:sz w:val="28"/>
+          <w:szCs w:val="28"/>
+          <w:highlight w:val="none"/>
+          <w:shd w:fill="auto" w:val="clear"/>
+        </w:rPr>
+      </w:pPr>
+      <w:r>
+        <w:rPr>
+          <w:rFonts w:ascii="Droid Sans Mono;monospace" w:hAnsi="Droid Sans Mono;monospace"/>
+          <w:b w:val="false"/>
+          <w:color w:val="FF0000"/>
+          <w:sz w:val="28"/>
+          <w:szCs w:val="28"/>
+          <w:shd w:fill="auto" w:val="clear"/>
+        </w:rPr>
+        <w:t>/* Для потоковых иллюстраций - применяем decoding = 'async' с ленивой загрузкой loading = 'lazy'*/</w:t>
+      </w:r>
+    </w:p>
+    <w:p>
+      <w:pPr>
+        <w:pStyle w:val="Normal"/>
+        <w:spacing w:lineRule="atLeast" w:line="285"/>
+        <w:rPr>
+          <w:rFonts w:ascii="Droid Sans Mono;monospace" w:hAnsi="Droid Sans Mono;monospace"/>
+          <w:b w:val="false"/>
+          <w:b w:val="false"/>
+          <w:color w:val="auto"/>
+          <w:sz w:val="21"/>
+          <w:highlight w:val="none"/>
+          <w:shd w:fill="auto" w:val="clear"/>
+        </w:rPr>
+      </w:pPr>
+      <w:r>
+        <w:rPr>
+          <w:rFonts w:ascii="Droid Sans Mono;monospace" w:hAnsi="Droid Sans Mono;monospace"/>
+          <w:b w:val="false"/>
+          <w:color w:val="000000"/>
+          <w:sz w:val="21"/>
+          <w:shd w:fill="auto" w:val="clear"/>
+        </w:rPr>
+        <w:t>→</w:t>
+      </w:r>
+    </w:p>
+    <w:p>
+      <w:pPr>
+        <w:pStyle w:val="Normal"/>
+        <w:spacing w:lineRule="atLeast" w:line="285"/>
+        <w:rPr>
+          <w:rFonts w:ascii="Droid Sans Mono;monospace" w:hAnsi="Droid Sans Mono;monospace"/>
+          <w:b w:val="false"/>
+          <w:b w:val="false"/>
+          <w:color w:val="auto"/>
+          <w:sz w:val="21"/>
+          <w:highlight w:val="none"/>
+          <w:shd w:fill="auto" w:val="clear"/>
+        </w:rPr>
+      </w:pPr>
+      <w:r>
+        <w:rPr>
+          <w:rFonts w:ascii="Droid Sans Mono;monospace" w:hAnsi="Droid Sans Mono;monospace"/>
+          <w:b w:val="false"/>
+          <w:color w:val="000000"/>
+          <w:sz w:val="21"/>
+          <w:shd w:fill="auto" w:val="clear"/>
+        </w:rPr>
+      </w:r>
+    </w:p>
+    <w:p>
+      <w:pPr>
+        <w:pStyle w:val="Normal"/>
+        <w:spacing w:lineRule="atLeast" w:line="285"/>
+        <w:rPr>
+          <w:rFonts w:ascii="Droid Sans Mono;monospace" w:hAnsi="Droid Sans Mono;monospace"/>
+          <w:b w:val="false"/>
+          <w:b w:val="false"/>
+          <w:color w:val="auto"/>
+          <w:sz w:val="21"/>
+          <w:highlight w:val="none"/>
+          <w:shd w:fill="auto" w:val="clear"/>
+        </w:rPr>
+      </w:pPr>
+      <w:r>
+        <w:rPr>
+          <w:rFonts w:ascii="Droid Sans Mono;monospace" w:hAnsi="Droid Sans Mono;monospace"/>
+          <w:b w:val="false"/>
+          <w:color w:val="000000"/>
+          <w:sz w:val="21"/>
+          <w:shd w:fill="auto" w:val="clear"/>
+        </w:rPr>
+      </w:r>
+    </w:p>
+    <w:p>
+      <w:pPr>
+        <w:pStyle w:val="Normal"/>
+        <w:spacing w:lineRule="atLeast" w:line="285"/>
+        <w:rPr>
+          <w:rFonts w:ascii="Droid Sans Mono;monospace" w:hAnsi="Droid Sans Mono;monospace"/>
+          <w:b w:val="false"/>
+          <w:b w:val="false"/>
+          <w:color w:val="auto"/>
+          <w:sz w:val="21"/>
+          <w:highlight w:val="none"/>
+          <w:shd w:fill="auto" w:val="clear"/>
+        </w:rPr>
+      </w:pPr>
+      <w:r>
+        <w:rPr>
+          <w:rFonts w:ascii="Droid Sans Mono;monospace" w:hAnsi="Droid Sans Mono;monospace"/>
+          <w:b w:val="false"/>
+          <w:color w:val="000000"/>
+          <w:sz w:val="21"/>
+          <w:shd w:fill="auto" w:val="clear"/>
+        </w:rPr>
+      </w:r>
+    </w:p>
+    <w:p>
+      <w:pPr>
+        <w:pStyle w:val="Normal"/>
+        <w:spacing w:lineRule="atLeast" w:line="285"/>
+        <w:rPr>
+          <w:rFonts w:ascii="Droid Sans Mono;monospace" w:hAnsi="Droid Sans Mono;monospace"/>
+          <w:b w:val="false"/>
+          <w:b w:val="false"/>
+          <w:color w:val="auto"/>
+          <w:sz w:val="21"/>
+          <w:highlight w:val="none"/>
+          <w:shd w:fill="auto" w:val="clear"/>
+        </w:rPr>
+      </w:pPr>
+      <w:r>
+        <w:rPr>
+          <w:rFonts w:ascii="Droid Sans Mono;monospace" w:hAnsi="Droid Sans Mono;monospace"/>
+          <w:b w:val="false"/>
+          <w:color w:val="000000"/>
+          <w:sz w:val="21"/>
+          <w:shd w:fill="auto" w:val="clear"/>
+        </w:rPr>
+      </w:r>
+    </w:p>
+    <w:p>
+      <w:pPr>
+        <w:pStyle w:val="Normal"/>
+        <w:spacing w:lineRule="atLeast" w:line="285"/>
+        <w:rPr>
+          <w:rFonts w:ascii="Droid Sans Mono;monospace" w:hAnsi="Droid Sans Mono;monospace"/>
+          <w:b w:val="false"/>
+          <w:b w:val="false"/>
+          <w:color w:val="auto"/>
+          <w:sz w:val="21"/>
+          <w:highlight w:val="none"/>
+          <w:shd w:fill="auto" w:val="clear"/>
+        </w:rPr>
+      </w:pPr>
+      <w:r>
+        <w:rPr>
+          <w:rFonts w:ascii="Droid Sans Mono;monospace" w:hAnsi="Droid Sans Mono;monospace"/>
+          <w:b w:val="false"/>
+          <w:color w:val="000000"/>
+          <w:sz w:val="21"/>
+          <w:shd w:fill="auto" w:val="clear"/>
+        </w:rPr>
+        <w:t>&lt;script&gt;</w:t>
+      </w:r>
+    </w:p>
+    <w:p>
+      <w:pPr>
+        <w:pStyle w:val="Normal"/>
+        <w:spacing w:lineRule="atLeast" w:line="285"/>
+        <w:rPr>
+          <w:rFonts w:ascii="Droid Sans Mono;monospace" w:hAnsi="Droid Sans Mono;monospace"/>
+          <w:b w:val="false"/>
+          <w:b w:val="false"/>
+          <w:color w:val="auto"/>
+          <w:sz w:val="21"/>
+          <w:highlight w:val="none"/>
+          <w:shd w:fill="auto" w:val="clear"/>
+        </w:rPr>
+      </w:pPr>
+      <w:r>
+        <w:rPr>
+          <w:rFonts w:ascii="Droid Sans Mono;monospace" w:hAnsi="Droid Sans Mono;monospace"/>
+          <w:b w:val="false"/>
+          <w:color w:val="000000"/>
+          <w:sz w:val="21"/>
+          <w:shd w:fill="auto" w:val="clear"/>
+        </w:rPr>
+        <w:t>/**</w:t>
+      </w:r>
+    </w:p>
+    <w:p>
+      <w:pPr>
+        <w:pStyle w:val="Normal"/>
+        <w:spacing w:lineRule="atLeast" w:line="285"/>
+        <w:rPr>
+          <w:rFonts w:ascii="Droid Sans Mono;monospace" w:hAnsi="Droid Sans Mono;monospace"/>
+          <w:b w:val="false"/>
+          <w:b w:val="false"/>
+          <w:color w:val="auto"/>
+          <w:sz w:val="21"/>
+          <w:highlight w:val="none"/>
+          <w:shd w:fill="auto" w:val="clear"/>
+        </w:rPr>
+      </w:pPr>
+      <w:r>
+        <w:rPr>
+          <w:rFonts w:ascii="Droid Sans Mono;monospace" w:hAnsi="Droid Sans Mono;monospace"/>
+          <w:b w:val="false"/>
+          <w:color w:val="000000"/>
+          <w:sz w:val="21"/>
+          <w:shd w:fill="auto" w:val="clear"/>
+        </w:rPr>
+        <w:t>* @typedef {Object} Props</w:t>
+      </w:r>
+    </w:p>
+    <w:p>
+      <w:pPr>
+        <w:pStyle w:val="Normal"/>
+        <w:spacing w:lineRule="atLeast" w:line="285"/>
+        <w:rPr>
+          <w:rFonts w:ascii="Droid Sans Mono;monospace" w:hAnsi="Droid Sans Mono;monospace"/>
+          <w:b w:val="false"/>
+          <w:b w:val="false"/>
+          <w:color w:val="auto"/>
+          <w:sz w:val="21"/>
+          <w:highlight w:val="none"/>
+          <w:shd w:fill="auto" w:val="clear"/>
+        </w:rPr>
+      </w:pPr>
+      <w:r>
+        <w:rPr>
+          <w:rFonts w:ascii="Droid Sans Mono;monospace" w:hAnsi="Droid Sans Mono;monospace"/>
+          <w:b w:val="false"/>
+          <w:color w:val="000000"/>
+          <w:sz w:val="21"/>
+          <w:shd w:fill="auto" w:val="clear"/>
+        </w:rPr>
+        <w:t>* @property {{webp?: string, jpeg: string}} src</w:t>
+      </w:r>
+    </w:p>
+    <w:p>
+      <w:pPr>
+        <w:pStyle w:val="Normal"/>
+        <w:spacing w:lineRule="atLeast" w:line="285"/>
+        <w:rPr>
+          <w:rFonts w:ascii="Droid Sans Mono;monospace" w:hAnsi="Droid Sans Mono;monospace"/>
+          <w:b w:val="false"/>
+          <w:b w:val="false"/>
+          <w:color w:val="auto"/>
+          <w:sz w:val="21"/>
+          <w:highlight w:val="none"/>
+          <w:shd w:fill="auto" w:val="clear"/>
+        </w:rPr>
+      </w:pPr>
+      <w:r>
+        <w:rPr>
+          <w:rFonts w:ascii="Droid Sans Mono;monospace" w:hAnsi="Droid Sans Mono;monospace"/>
+          <w:b w:val="false"/>
+          <w:color w:val="000000"/>
+          <w:sz w:val="21"/>
+          <w:shd w:fill="auto" w:val="clear"/>
+        </w:rPr>
+        <w:t>* @property {string} [alt]</w:t>
+      </w:r>
+    </w:p>
+    <w:p>
+      <w:pPr>
+        <w:pStyle w:val="Normal"/>
+        <w:spacing w:lineRule="atLeast" w:line="285"/>
+        <w:rPr>
+          <w:rFonts w:ascii="Droid Sans Mono;monospace" w:hAnsi="Droid Sans Mono;monospace"/>
+          <w:b w:val="false"/>
+          <w:b w:val="false"/>
+          <w:color w:val="auto"/>
+          <w:sz w:val="21"/>
+          <w:highlight w:val="none"/>
+          <w:shd w:fill="auto" w:val="clear"/>
+        </w:rPr>
+      </w:pPr>
+      <w:r>
+        <w:rPr>
+          <w:rFonts w:ascii="Droid Sans Mono;monospace" w:hAnsi="Droid Sans Mono;monospace"/>
+          <w:b w:val="false"/>
+          <w:color w:val="000000"/>
+          <w:sz w:val="21"/>
+          <w:shd w:fill="auto" w:val="clear"/>
+        </w:rPr>
+        <w:t>* @property {import('svelte/elements').HTMLImgAttributes['loading']} [loading]</w:t>
+      </w:r>
+    </w:p>
+    <w:p>
+      <w:pPr>
+        <w:pStyle w:val="Normal"/>
+        <w:spacing w:lineRule="atLeast" w:line="285"/>
+        <w:rPr>
+          <w:rFonts w:ascii="Droid Sans Mono;monospace" w:hAnsi="Droid Sans Mono;monospace"/>
+          <w:b w:val="false"/>
+          <w:b w:val="false"/>
+          <w:color w:val="auto"/>
+          <w:sz w:val="21"/>
+          <w:highlight w:val="none"/>
+          <w:shd w:fill="auto" w:val="clear"/>
+        </w:rPr>
+      </w:pPr>
+      <w:r>
+        <w:rPr>
+          <w:rFonts w:ascii="Droid Sans Mono;monospace" w:hAnsi="Droid Sans Mono;monospace"/>
+          <w:b w:val="false"/>
+          <w:color w:val="000000"/>
+          <w:sz w:val="21"/>
+          <w:shd w:fill="auto" w:val="clear"/>
+        </w:rPr>
+        <w:t>* @property {import('svelte/elements').HTMLImgAttributes['decoding']} [decoding]</w:t>
+      </w:r>
+    </w:p>
+    <w:p>
+      <w:pPr>
+        <w:pStyle w:val="Normal"/>
+        <w:spacing w:lineRule="atLeast" w:line="285"/>
+        <w:rPr>
+          <w:rFonts w:ascii="Droid Sans Mono;monospace" w:hAnsi="Droid Sans Mono;monospace"/>
+          <w:b w:val="false"/>
+          <w:b w:val="false"/>
+          <w:color w:val="auto"/>
+          <w:sz w:val="21"/>
+          <w:highlight w:val="none"/>
+          <w:shd w:fill="auto" w:val="clear"/>
+        </w:rPr>
+      </w:pPr>
+      <w:r>
+        <w:rPr>
+          <w:rFonts w:ascii="Droid Sans Mono;monospace" w:hAnsi="Droid Sans Mono;monospace"/>
+          <w:b w:val="false"/>
+          <w:color w:val="000000"/>
+          <w:sz w:val="21"/>
+          <w:shd w:fill="auto" w:val="clear"/>
+        </w:rPr>
+        <w:t>* @property {string} [class]</w:t>
+      </w:r>
+    </w:p>
+    <w:p>
+      <w:pPr>
+        <w:pStyle w:val="Normal"/>
+        <w:spacing w:lineRule="atLeast" w:line="285"/>
+        <w:rPr>
+          <w:rFonts w:ascii="Droid Sans Mono;monospace" w:hAnsi="Droid Sans Mono;monospace"/>
+          <w:b w:val="false"/>
+          <w:b w:val="false"/>
+          <w:color w:val="auto"/>
+          <w:sz w:val="21"/>
+          <w:highlight w:val="none"/>
+          <w:shd w:fill="auto" w:val="clear"/>
+        </w:rPr>
+      </w:pPr>
+      <w:r>
+        <w:rPr>
+          <w:rFonts w:ascii="Droid Sans Mono;monospace" w:hAnsi="Droid Sans Mono;monospace"/>
+          <w:b w:val="false"/>
+          <w:color w:val="000000"/>
+          <w:sz w:val="21"/>
+          <w:shd w:fill="auto" w:val="clear"/>
+        </w:rPr>
+        <w:t>* @property {number} [width]</w:t>
+      </w:r>
+    </w:p>
+    <w:p>
+      <w:pPr>
+        <w:pStyle w:val="Normal"/>
+        <w:spacing w:lineRule="atLeast" w:line="285"/>
+        <w:rPr>
+          <w:rFonts w:ascii="Droid Sans Mono;monospace" w:hAnsi="Droid Sans Mono;monospace"/>
+          <w:b w:val="false"/>
+          <w:b w:val="false"/>
+          <w:color w:val="auto"/>
+          <w:sz w:val="21"/>
+          <w:highlight w:val="none"/>
+          <w:shd w:fill="auto" w:val="clear"/>
+        </w:rPr>
+      </w:pPr>
+      <w:r>
+        <w:rPr>
+          <w:rFonts w:ascii="Droid Sans Mono;monospace" w:hAnsi="Droid Sans Mono;monospace"/>
+          <w:b w:val="false"/>
+          <w:color w:val="000000"/>
+          <w:sz w:val="21"/>
+          <w:shd w:fill="auto" w:val="clear"/>
+        </w:rPr>
+        <w:t>* @property {number} [height]</w:t>
+      </w:r>
+    </w:p>
+    <w:p>
+      <w:pPr>
+        <w:pStyle w:val="Normal"/>
+        <w:spacing w:lineRule="atLeast" w:line="285"/>
+        <w:rPr>
+          <w:rFonts w:ascii="Droid Sans Mono;monospace" w:hAnsi="Droid Sans Mono;monospace"/>
+          <w:b w:val="false"/>
+          <w:b w:val="false"/>
+          <w:color w:val="auto"/>
+          <w:sz w:val="21"/>
+          <w:highlight w:val="none"/>
+          <w:shd w:fill="auto" w:val="clear"/>
+        </w:rPr>
+      </w:pPr>
+      <w:r>
+        <w:rPr>
+          <w:rFonts w:ascii="Droid Sans Mono;monospace" w:hAnsi="Droid Sans Mono;monospace"/>
+          <w:b w:val="false"/>
+          <w:color w:val="000000"/>
+          <w:sz w:val="21"/>
+          <w:shd w:fill="auto" w:val="clear"/>
+        </w:rPr>
+        <w:t>*/</w:t>
+      </w:r>
+    </w:p>
+    <w:p>
+      <w:pPr>
+        <w:pStyle w:val="Normal"/>
+        <w:spacing w:lineRule="atLeast" w:line="285"/>
+        <w:rPr>
+          <w:color w:val="auto"/>
+          <w:highlight w:val="none"/>
+          <w:shd w:fill="auto" w:val="clear"/>
+        </w:rPr>
+      </w:pPr>
+      <w:r>
+        <w:rPr>
+          <w:color w:val="000000"/>
+          <w:shd w:fill="auto" w:val="clear"/>
+        </w:rPr>
+      </w:r>
+    </w:p>
+    <w:p>
+      <w:pPr>
+        <w:pStyle w:val="Normal"/>
+        <w:spacing w:lineRule="atLeast" w:line="285"/>
+        <w:rPr>
+          <w:rFonts w:ascii="Droid Sans Mono;monospace" w:hAnsi="Droid Sans Mono;monospace"/>
+          <w:b w:val="false"/>
+          <w:b w:val="false"/>
+          <w:color w:val="auto"/>
+          <w:sz w:val="21"/>
+          <w:highlight w:val="none"/>
+          <w:shd w:fill="auto" w:val="clear"/>
+        </w:rPr>
+      </w:pPr>
+      <w:r>
+        <w:rPr>
+          <w:rFonts w:ascii="Droid Sans Mono;monospace" w:hAnsi="Droid Sans Mono;monospace"/>
+          <w:b w:val="false"/>
+          <w:color w:val="000000"/>
+          <w:sz w:val="21"/>
+          <w:shd w:fill="auto" w:val="clear"/>
+        </w:rPr>
+        <w:t>let {</w:t>
+      </w:r>
+    </w:p>
+    <w:p>
+      <w:pPr>
+        <w:pStyle w:val="Normal"/>
+        <w:spacing w:lineRule="atLeast" w:line="285"/>
+        <w:rPr>
+          <w:rFonts w:ascii="Droid Sans Mono;monospace" w:hAnsi="Droid Sans Mono;monospace"/>
+          <w:b w:val="false"/>
+          <w:b w:val="false"/>
+          <w:color w:val="auto"/>
+          <w:sz w:val="21"/>
+          <w:highlight w:val="none"/>
+          <w:shd w:fill="auto" w:val="clear"/>
+        </w:rPr>
+      </w:pPr>
+      <w:r>
+        <w:rPr>
+          <w:rFonts w:ascii="Droid Sans Mono;monospace" w:hAnsi="Droid Sans Mono;monospace"/>
+          <w:b w:val="false"/>
+          <w:color w:val="000000"/>
+          <w:sz w:val="21"/>
+          <w:shd w:fill="auto" w:val="clear"/>
+        </w:rPr>
+        <w:t>src,</w:t>
+      </w:r>
+    </w:p>
+    <w:p>
+      <w:pPr>
+        <w:pStyle w:val="Normal"/>
+        <w:spacing w:lineRule="atLeast" w:line="285"/>
+        <w:rPr>
+          <w:rFonts w:ascii="Droid Sans Mono;monospace" w:hAnsi="Droid Sans Mono;monospace"/>
+          <w:b w:val="false"/>
+          <w:b w:val="false"/>
+          <w:color w:val="auto"/>
+          <w:sz w:val="21"/>
+          <w:highlight w:val="none"/>
+          <w:shd w:fill="auto" w:val="clear"/>
+        </w:rPr>
+      </w:pPr>
+      <w:r>
+        <w:rPr>
+          <w:rFonts w:ascii="Droid Sans Mono;monospace" w:hAnsi="Droid Sans Mono;monospace"/>
+          <w:b w:val="false"/>
+          <w:color w:val="000000"/>
+          <w:sz w:val="21"/>
+          <w:shd w:fill="auto" w:val="clear"/>
+        </w:rPr>
+        <w:t>alt = '',</w:t>
+      </w:r>
+    </w:p>
+    <w:p>
+      <w:pPr>
+        <w:pStyle w:val="Normal"/>
+        <w:spacing w:lineRule="atLeast" w:line="285"/>
+        <w:rPr>
+          <w:rFonts w:ascii="Droid Sans Mono;monospace" w:hAnsi="Droid Sans Mono;monospace"/>
+          <w:b w:val="false"/>
+          <w:b w:val="false"/>
+          <w:color w:val="auto"/>
+          <w:sz w:val="21"/>
+          <w:highlight w:val="none"/>
+          <w:shd w:fill="auto" w:val="clear"/>
+        </w:rPr>
+      </w:pPr>
+      <w:r>
+        <w:rPr>
+          <w:rFonts w:ascii="Droid Sans Mono;monospace" w:hAnsi="Droid Sans Mono;monospace"/>
+          <w:b w:val="false"/>
+          <w:color w:val="000000"/>
+          <w:sz w:val="21"/>
+          <w:shd w:fill="auto" w:val="clear"/>
+        </w:rPr>
+        <w:t>loading = 'lazy',</w:t>
+      </w:r>
+    </w:p>
+    <w:p>
+      <w:pPr>
+        <w:pStyle w:val="Normal"/>
+        <w:spacing w:lineRule="atLeast" w:line="285"/>
+        <w:rPr>
+          <w:rFonts w:ascii="Droid Sans Mono;monospace" w:hAnsi="Droid Sans Mono;monospace"/>
+          <w:b w:val="false"/>
+          <w:b w:val="false"/>
+          <w:color w:val="auto"/>
+          <w:sz w:val="21"/>
+          <w:highlight w:val="none"/>
+          <w:shd w:fill="auto" w:val="clear"/>
+        </w:rPr>
+      </w:pPr>
+      <w:r>
+        <w:rPr>
+          <w:rFonts w:ascii="Droid Sans Mono;monospace" w:hAnsi="Droid Sans Mono;monospace"/>
+          <w:b w:val="false"/>
+          <w:color w:val="000000"/>
+          <w:sz w:val="21"/>
+          <w:shd w:fill="auto" w:val="clear"/>
+        </w:rPr>
+        <w:t>decoding = 'async',</w:t>
+      </w:r>
+    </w:p>
+    <w:p>
+      <w:pPr>
+        <w:pStyle w:val="Normal"/>
+        <w:spacing w:lineRule="atLeast" w:line="285"/>
+        <w:rPr>
+          <w:rFonts w:ascii="Droid Sans Mono;monospace" w:hAnsi="Droid Sans Mono;monospace"/>
+          <w:b w:val="false"/>
+          <w:b w:val="false"/>
+          <w:color w:val="auto"/>
+          <w:sz w:val="21"/>
+          <w:highlight w:val="none"/>
+          <w:shd w:fill="auto" w:val="clear"/>
+        </w:rPr>
+      </w:pPr>
+      <w:r>
+        <w:rPr>
+          <w:rFonts w:ascii="Droid Sans Mono;monospace" w:hAnsi="Droid Sans Mono;monospace"/>
+          <w:b w:val="false"/>
+          <w:color w:val="000000"/>
+          <w:sz w:val="21"/>
+          <w:shd w:fill="auto" w:val="clear"/>
+        </w:rPr>
+        <w:t>class: className = '',</w:t>
+      </w:r>
+    </w:p>
+    <w:p>
+      <w:pPr>
+        <w:pStyle w:val="Normal"/>
+        <w:spacing w:lineRule="atLeast" w:line="285"/>
+        <w:rPr>
+          <w:rFonts w:ascii="Droid Sans Mono;monospace" w:hAnsi="Droid Sans Mono;monospace"/>
+          <w:b w:val="false"/>
+          <w:b w:val="false"/>
+          <w:color w:val="auto"/>
+          <w:sz w:val="21"/>
+          <w:highlight w:val="none"/>
+          <w:shd w:fill="auto" w:val="clear"/>
+        </w:rPr>
+      </w:pPr>
+      <w:r>
+        <w:rPr>
+          <w:rFonts w:ascii="Droid Sans Mono;monospace" w:hAnsi="Droid Sans Mono;monospace"/>
+          <w:b w:val="false"/>
+          <w:color w:val="000000"/>
+          <w:sz w:val="21"/>
+          <w:shd w:fill="auto" w:val="clear"/>
+        </w:rPr>
+        <w:t>width,</w:t>
+      </w:r>
+    </w:p>
+    <w:p>
+      <w:pPr>
+        <w:pStyle w:val="Normal"/>
+        <w:spacing w:lineRule="atLeast" w:line="285"/>
+        <w:rPr>
+          <w:rFonts w:ascii="Droid Sans Mono;monospace" w:hAnsi="Droid Sans Mono;monospace"/>
+          <w:b w:val="false"/>
+          <w:b w:val="false"/>
+          <w:color w:val="auto"/>
+          <w:sz w:val="21"/>
+          <w:highlight w:val="none"/>
+          <w:shd w:fill="auto" w:val="clear"/>
+        </w:rPr>
+      </w:pPr>
+      <w:r>
+        <w:rPr>
+          <w:rFonts w:ascii="Droid Sans Mono;monospace" w:hAnsi="Droid Sans Mono;monospace"/>
+          <w:b w:val="false"/>
+          <w:color w:val="000000"/>
+          <w:sz w:val="21"/>
+          <w:shd w:fill="auto" w:val="clear"/>
+        </w:rPr>
+        <w:t>height,</w:t>
+      </w:r>
+    </w:p>
+    <w:p>
+      <w:pPr>
+        <w:pStyle w:val="Normal"/>
+        <w:spacing w:lineRule="atLeast" w:line="285"/>
+        <w:rPr>
+          <w:rFonts w:ascii="Droid Sans Mono;monospace" w:hAnsi="Droid Sans Mono;monospace"/>
+          <w:b w:val="false"/>
+          <w:b w:val="false"/>
+          <w:color w:val="auto"/>
+          <w:sz w:val="21"/>
+          <w:highlight w:val="none"/>
+          <w:shd w:fill="auto" w:val="clear"/>
+        </w:rPr>
+      </w:pPr>
+      <w:r>
+        <w:rPr>
+          <w:rFonts w:ascii="Droid Sans Mono;monospace" w:hAnsi="Droid Sans Mono;monospace"/>
+          <w:b w:val="false"/>
+          <w:color w:val="000000"/>
+          <w:sz w:val="21"/>
+          <w:shd w:fill="auto" w:val="clear"/>
+        </w:rPr>
+        <w:t>...rest</w:t>
+      </w:r>
+    </w:p>
+    <w:p>
+      <w:pPr>
+        <w:pStyle w:val="Normal"/>
+        <w:spacing w:lineRule="atLeast" w:line="285"/>
+        <w:rPr>
+          <w:rFonts w:ascii="Droid Sans Mono;monospace" w:hAnsi="Droid Sans Mono;monospace"/>
+          <w:b w:val="false"/>
+          <w:b w:val="false"/>
+          <w:color w:val="auto"/>
+          <w:sz w:val="21"/>
+          <w:highlight w:val="none"/>
+          <w:shd w:fill="auto" w:val="clear"/>
+        </w:rPr>
+      </w:pPr>
+      <w:r>
+        <w:rPr>
+          <w:rFonts w:ascii="Droid Sans Mono;monospace" w:hAnsi="Droid Sans Mono;monospace"/>
+          <w:b w:val="false"/>
+          <w:color w:val="000000"/>
+          <w:sz w:val="21"/>
+          <w:shd w:fill="auto" w:val="clear"/>
+        </w:rPr>
+        <w:t>} = $props();</w:t>
+      </w:r>
+    </w:p>
+    <w:p>
+      <w:pPr>
+        <w:pStyle w:val="Normal"/>
+        <w:spacing w:lineRule="atLeast" w:line="285"/>
+        <w:rPr>
+          <w:color w:val="auto"/>
+          <w:highlight w:val="none"/>
+          <w:shd w:fill="auto" w:val="clear"/>
+        </w:rPr>
+      </w:pPr>
+      <w:r>
+        <w:rPr>
+          <w:color w:val="000000"/>
+          <w:shd w:fill="auto" w:val="clear"/>
+        </w:rPr>
+      </w:r>
+    </w:p>
+    <w:p>
+      <w:pPr>
+        <w:pStyle w:val="Normal"/>
+        <w:spacing w:lineRule="atLeast" w:line="285"/>
+        <w:rPr>
+          <w:rFonts w:ascii="Droid Sans Mono;monospace" w:hAnsi="Droid Sans Mono;monospace"/>
+          <w:b w:val="false"/>
+          <w:b w:val="false"/>
+          <w:color w:val="auto"/>
+          <w:sz w:val="21"/>
+          <w:highlight w:val="none"/>
+          <w:shd w:fill="auto" w:val="clear"/>
+        </w:rPr>
+      </w:pPr>
+      <w:r>
+        <w:rPr>
+          <w:rFonts w:ascii="Droid Sans Mono;monospace" w:hAnsi="Droid Sans Mono;monospace"/>
+          <w:b w:val="false"/>
+          <w:color w:val="000000"/>
+          <w:sz w:val="21"/>
+          <w:shd w:fill="auto" w:val="clear"/>
+        </w:rPr>
+        <w:t>let isLoaded = $state(false);</w:t>
+      </w:r>
+    </w:p>
+    <w:p>
+      <w:pPr>
+        <w:pStyle w:val="Normal"/>
+        <w:spacing w:lineRule="atLeast" w:line="285"/>
+        <w:rPr>
+          <w:color w:val="auto"/>
+          <w:highlight w:val="none"/>
+          <w:shd w:fill="auto" w:val="clear"/>
+        </w:rPr>
+      </w:pPr>
+      <w:r>
+        <w:rPr>
+          <w:color w:val="000000"/>
+          <w:shd w:fill="auto" w:val="clear"/>
+        </w:rPr>
+      </w:r>
+    </w:p>
+    <w:p>
+      <w:pPr>
+        <w:pStyle w:val="Normal"/>
+        <w:spacing w:lineRule="atLeast" w:line="285"/>
+        <w:rPr>
+          <w:rFonts w:ascii="Droid Sans Mono;monospace" w:hAnsi="Droid Sans Mono;monospace"/>
+          <w:b w:val="false"/>
+          <w:b w:val="false"/>
+          <w:color w:val="auto"/>
+          <w:sz w:val="21"/>
+          <w:highlight w:val="none"/>
+          <w:shd w:fill="auto" w:val="clear"/>
+        </w:rPr>
+      </w:pPr>
+      <w:r>
+        <w:rPr>
+          <w:rFonts w:ascii="Droid Sans Mono;monospace" w:hAnsi="Droid Sans Mono;monospace"/>
+          <w:b w:val="false"/>
+          <w:color w:val="000000"/>
+          <w:sz w:val="21"/>
+          <w:shd w:fill="auto" w:val="clear"/>
+        </w:rPr>
+        <w:t>function handleLoad() {</w:t>
+      </w:r>
+    </w:p>
+    <w:p>
+      <w:pPr>
+        <w:pStyle w:val="Normal"/>
+        <w:spacing w:lineRule="atLeast" w:line="285"/>
+        <w:rPr>
+          <w:rFonts w:ascii="Droid Sans Mono;monospace" w:hAnsi="Droid Sans Mono;monospace"/>
+          <w:b w:val="false"/>
+          <w:b w:val="false"/>
+          <w:color w:val="auto"/>
+          <w:sz w:val="21"/>
+          <w:highlight w:val="none"/>
+          <w:shd w:fill="auto" w:val="clear"/>
+        </w:rPr>
+      </w:pPr>
+      <w:r>
+        <w:rPr>
+          <w:rFonts w:ascii="Droid Sans Mono;monospace" w:hAnsi="Droid Sans Mono;monospace"/>
+          <w:b w:val="false"/>
+          <w:color w:val="000000"/>
+          <w:sz w:val="21"/>
+          <w:shd w:fill="auto" w:val="clear"/>
+        </w:rPr>
+        <w:t>isLoaded = true;</w:t>
+      </w:r>
+    </w:p>
+    <w:p>
+      <w:pPr>
+        <w:pStyle w:val="Normal"/>
+        <w:spacing w:lineRule="atLeast" w:line="285"/>
+        <w:rPr>
+          <w:rFonts w:ascii="Droid Sans Mono;monospace" w:hAnsi="Droid Sans Mono;monospace"/>
+          <w:b w:val="false"/>
+          <w:b w:val="false"/>
+          <w:color w:val="auto"/>
+          <w:sz w:val="21"/>
+          <w:highlight w:val="none"/>
+          <w:shd w:fill="auto" w:val="clear"/>
+        </w:rPr>
+      </w:pPr>
+      <w:r>
+        <w:rPr>
+          <w:rFonts w:ascii="Droid Sans Mono;monospace" w:hAnsi="Droid Sans Mono;monospace"/>
+          <w:b w:val="false"/>
+          <w:color w:val="000000"/>
+          <w:sz w:val="21"/>
+          <w:shd w:fill="auto" w:val="clear"/>
+        </w:rPr>
+        <w:t>}</w:t>
+      </w:r>
+    </w:p>
+    <w:p>
+      <w:pPr>
+        <w:pStyle w:val="Normal"/>
+        <w:spacing w:lineRule="atLeast" w:line="285"/>
+        <w:rPr>
+          <w:rFonts w:ascii="Droid Sans Mono;monospace" w:hAnsi="Droid Sans Mono;monospace"/>
+          <w:b w:val="false"/>
+          <w:b w:val="false"/>
+          <w:color w:val="auto"/>
+          <w:sz w:val="21"/>
+          <w:highlight w:val="none"/>
+          <w:shd w:fill="auto" w:val="clear"/>
+        </w:rPr>
+      </w:pPr>
+      <w:r>
+        <w:rPr>
+          <w:rFonts w:ascii="Droid Sans Mono;monospace" w:hAnsi="Droid Sans Mono;monospace"/>
+          <w:b w:val="false"/>
+          <w:color w:val="000000"/>
+          <w:sz w:val="21"/>
+          <w:shd w:fill="auto" w:val="clear"/>
+        </w:rPr>
+        <w:t>&lt;/script&gt;</w:t>
+      </w:r>
+    </w:p>
+    <w:p>
+      <w:pPr>
+        <w:pStyle w:val="Normal"/>
+        <w:spacing w:lineRule="atLeast" w:line="285"/>
+        <w:rPr>
+          <w:color w:val="auto"/>
+          <w:highlight w:val="none"/>
+          <w:shd w:fill="auto" w:val="clear"/>
+        </w:rPr>
+      </w:pPr>
+      <w:r>
+        <w:rPr>
+          <w:color w:val="000000"/>
+          <w:shd w:fill="auto" w:val="clear"/>
+        </w:rPr>
+      </w:r>
+    </w:p>
+    <w:p>
+      <w:pPr>
+        <w:pStyle w:val="Normal"/>
+        <w:spacing w:lineRule="atLeast" w:line="285"/>
+        <w:rPr>
+          <w:rFonts w:ascii="Droid Sans Mono;monospace" w:hAnsi="Droid Sans Mono;monospace"/>
+          <w:b w:val="false"/>
+          <w:b w:val="false"/>
+          <w:color w:val="auto"/>
+          <w:sz w:val="21"/>
+          <w:highlight w:val="none"/>
+          <w:shd w:fill="auto" w:val="clear"/>
+        </w:rPr>
+      </w:pPr>
+      <w:r>
+        <w:rPr>
+          <w:rFonts w:ascii="Droid Sans Mono;monospace" w:hAnsi="Droid Sans Mono;monospace"/>
+          <w:b w:val="false"/>
+          <w:color w:val="000000"/>
+          <w:sz w:val="21"/>
+          <w:shd w:fill="auto" w:val="clear"/>
+        </w:rPr>
+        <w:t>&lt;div</w:t>
+      </w:r>
+    </w:p>
+    <w:p>
+      <w:pPr>
+        <w:pStyle w:val="Normal"/>
+        <w:spacing w:lineRule="atLeast" w:line="285"/>
+        <w:rPr>
+          <w:rFonts w:ascii="Droid Sans Mono;monospace" w:hAnsi="Droid Sans Mono;monospace"/>
+          <w:b w:val="false"/>
+          <w:b w:val="false"/>
+          <w:color w:val="auto"/>
+          <w:sz w:val="21"/>
+          <w:highlight w:val="none"/>
+          <w:shd w:fill="auto" w:val="clear"/>
+        </w:rPr>
+      </w:pPr>
+      <w:r>
+        <w:rPr>
+          <w:rFonts w:ascii="Droid Sans Mono;monospace" w:hAnsi="Droid Sans Mono;monospace"/>
+          <w:b w:val="false"/>
+          <w:color w:val="000000"/>
+          <w:sz w:val="21"/>
+          <w:shd w:fill="auto" w:val="clear"/>
+        </w:rPr>
+        <w:t>class="picture-wrapper {className}"</w:t>
+      </w:r>
+    </w:p>
+    <w:p>
+      <w:pPr>
+        <w:pStyle w:val="Normal"/>
+        <w:spacing w:lineRule="atLeast" w:line="285"/>
+        <w:rPr>
+          <w:rFonts w:ascii="Droid Sans Mono;monospace" w:hAnsi="Droid Sans Mono;monospace"/>
+          <w:b w:val="false"/>
+          <w:b w:val="false"/>
+          <w:color w:val="auto"/>
+          <w:sz w:val="21"/>
+          <w:highlight w:val="none"/>
+          <w:shd w:fill="auto" w:val="clear"/>
+        </w:rPr>
+      </w:pPr>
+      <w:r>
+        <w:rPr>
+          <w:rFonts w:ascii="Droid Sans Mono;monospace" w:hAnsi="Droid Sans Mono;monospace"/>
+          <w:b w:val="false"/>
+          <w:color w:val="000000"/>
+          <w:sz w:val="21"/>
+          <w:shd w:fill="auto" w:val="clear"/>
+        </w:rPr>
+        <w:t>style:aspect-ratio={width &amp;&amp; height ? `${width}/${height}` : 'auto'}</w:t>
+      </w:r>
+    </w:p>
+    <w:p>
+      <w:pPr>
+        <w:pStyle w:val="Normal"/>
+        <w:spacing w:lineRule="atLeast" w:line="285"/>
+        <w:rPr>
+          <w:rFonts w:ascii="Droid Sans Mono;monospace" w:hAnsi="Droid Sans Mono;monospace"/>
+          <w:b w:val="false"/>
+          <w:b w:val="false"/>
+          <w:color w:val="auto"/>
+          <w:sz w:val="21"/>
+          <w:highlight w:val="none"/>
+          <w:shd w:fill="auto" w:val="clear"/>
+        </w:rPr>
+      </w:pPr>
+      <w:r>
+        <w:rPr>
+          <w:rFonts w:ascii="Droid Sans Mono;monospace" w:hAnsi="Droid Sans Mono;monospace"/>
+          <w:b w:val="false"/>
+          <w:color w:val="000000"/>
+          <w:sz w:val="21"/>
+          <w:shd w:fill="auto" w:val="clear"/>
+        </w:rPr>
+        <w:t>&gt;</w:t>
+      </w:r>
+    </w:p>
+    <w:p>
+      <w:pPr>
+        <w:pStyle w:val="Normal"/>
+        <w:spacing w:lineRule="atLeast" w:line="285"/>
+        <w:rPr>
+          <w:rFonts w:ascii="Droid Sans Mono;monospace" w:hAnsi="Droid Sans Mono;monospace"/>
+          <w:b w:val="false"/>
+          <w:b w:val="false"/>
+          <w:color w:val="auto"/>
+          <w:sz w:val="21"/>
+          <w:highlight w:val="none"/>
+          <w:shd w:fill="auto" w:val="clear"/>
+        </w:rPr>
+      </w:pPr>
+      <w:r>
+        <w:rPr>
+          <w:rFonts w:ascii="Droid Sans Mono;monospace" w:hAnsi="Droid Sans Mono;monospace"/>
+          <w:b w:val="false"/>
+          <w:color w:val="000000"/>
+          <w:sz w:val="21"/>
+          <w:shd w:fill="auto" w:val="clear"/>
+        </w:rPr>
+        <w:t>&lt;picture class:loaded={isLoaded}&gt;</w:t>
+      </w:r>
+    </w:p>
+    <w:p>
+      <w:pPr>
+        <w:pStyle w:val="Normal"/>
+        <w:spacing w:lineRule="atLeast" w:line="285"/>
+        <w:rPr>
+          <w:rFonts w:ascii="Droid Sans Mono;monospace" w:hAnsi="Droid Sans Mono;monospace"/>
+          <w:b w:val="false"/>
+          <w:b w:val="false"/>
+          <w:color w:val="auto"/>
+          <w:sz w:val="21"/>
+          <w:highlight w:val="none"/>
+          <w:shd w:fill="auto" w:val="clear"/>
+        </w:rPr>
+      </w:pPr>
+      <w:r>
+        <w:rPr>
+          <w:rFonts w:ascii="Droid Sans Mono;monospace" w:hAnsi="Droid Sans Mono;monospace"/>
+          <w:b w:val="false"/>
+          <w:color w:val="000000"/>
+          <w:sz w:val="21"/>
+          <w:shd w:fill="auto" w:val="clear"/>
+        </w:rPr>
+        <w:t>{#if src.webp}</w:t>
+      </w:r>
+    </w:p>
+    <w:p>
+      <w:pPr>
+        <w:pStyle w:val="Normal"/>
+        <w:spacing w:lineRule="atLeast" w:line="285"/>
+        <w:rPr>
+          <w:rFonts w:ascii="Droid Sans Mono;monospace" w:hAnsi="Droid Sans Mono;monospace"/>
+          <w:b w:val="false"/>
+          <w:b w:val="false"/>
+          <w:color w:val="auto"/>
+          <w:sz w:val="21"/>
+          <w:highlight w:val="none"/>
+          <w:shd w:fill="auto" w:val="clear"/>
+        </w:rPr>
+      </w:pPr>
+      <w:r>
+        <w:rPr>
+          <w:rFonts w:ascii="Droid Sans Mono;monospace" w:hAnsi="Droid Sans Mono;monospace"/>
+          <w:b w:val="false"/>
+          <w:color w:val="000000"/>
+          <w:sz w:val="21"/>
+          <w:shd w:fill="auto" w:val="clear"/>
+        </w:rPr>
+        <w:t>&lt;source srcset={src.webp} type="image/webp" /&gt;</w:t>
+      </w:r>
+    </w:p>
+    <w:p>
+      <w:pPr>
+        <w:pStyle w:val="Normal"/>
+        <w:spacing w:lineRule="atLeast" w:line="285"/>
+        <w:rPr>
+          <w:rFonts w:ascii="Droid Sans Mono;monospace" w:hAnsi="Droid Sans Mono;monospace"/>
+          <w:b w:val="false"/>
+          <w:b w:val="false"/>
+          <w:color w:val="auto"/>
+          <w:sz w:val="21"/>
+          <w:highlight w:val="none"/>
+          <w:shd w:fill="auto" w:val="clear"/>
+        </w:rPr>
+      </w:pPr>
+      <w:r>
+        <w:rPr>
+          <w:rFonts w:ascii="Droid Sans Mono;monospace" w:hAnsi="Droid Sans Mono;monospace"/>
+          <w:b w:val="false"/>
+          <w:color w:val="000000"/>
+          <w:sz w:val="21"/>
+          <w:shd w:fill="auto" w:val="clear"/>
+        </w:rPr>
+        <w:t>{/if}</w:t>
+      </w:r>
+    </w:p>
+    <w:p>
+      <w:pPr>
+        <w:pStyle w:val="Normal"/>
+        <w:spacing w:lineRule="atLeast" w:line="285"/>
+        <w:rPr>
+          <w:color w:val="auto"/>
+          <w:highlight w:val="none"/>
+          <w:shd w:fill="auto" w:val="clear"/>
+        </w:rPr>
+      </w:pPr>
+      <w:r>
+        <w:rPr>
+          <w:color w:val="000000"/>
+          <w:shd w:fill="auto" w:val="clear"/>
+        </w:rPr>
+      </w:r>
+    </w:p>
+    <w:p>
+      <w:pPr>
+        <w:pStyle w:val="Normal"/>
+        <w:spacing w:lineRule="atLeast" w:line="285"/>
+        <w:rPr>
+          <w:rFonts w:ascii="Droid Sans Mono;monospace" w:hAnsi="Droid Sans Mono;monospace"/>
+          <w:b w:val="false"/>
+          <w:b w:val="false"/>
+          <w:color w:val="auto"/>
+          <w:sz w:val="21"/>
+          <w:highlight w:val="none"/>
+          <w:shd w:fill="auto" w:val="clear"/>
+        </w:rPr>
+      </w:pPr>
+      <w:r>
+        <w:rPr>
+          <w:rFonts w:ascii="Droid Sans Mono;monospace" w:hAnsi="Droid Sans Mono;monospace"/>
+          <w:b w:val="false"/>
+          <w:color w:val="000000"/>
+          <w:sz w:val="21"/>
+          <w:shd w:fill="auto" w:val="clear"/>
+        </w:rPr>
+        <w:t>&lt;img</w:t>
+      </w:r>
+    </w:p>
+    <w:p>
+      <w:pPr>
+        <w:pStyle w:val="Normal"/>
+        <w:spacing w:lineRule="atLeast" w:line="285"/>
+        <w:rPr>
+          <w:rFonts w:ascii="Droid Sans Mono;monospace" w:hAnsi="Droid Sans Mono;monospace"/>
+          <w:b w:val="false"/>
+          <w:b w:val="false"/>
+          <w:color w:val="auto"/>
+          <w:sz w:val="21"/>
+          <w:highlight w:val="none"/>
+          <w:shd w:fill="auto" w:val="clear"/>
+        </w:rPr>
+      </w:pPr>
+      <w:r>
+        <w:rPr>
+          <w:rFonts w:ascii="Droid Sans Mono;monospace" w:hAnsi="Droid Sans Mono;monospace"/>
+          <w:b w:val="false"/>
+          <w:color w:val="000000"/>
+          <w:sz w:val="21"/>
+          <w:shd w:fill="auto" w:val="clear"/>
+        </w:rPr>
+        <w:t>src={src.jpeg}</w:t>
+      </w:r>
+    </w:p>
+    <w:p>
+      <w:pPr>
+        <w:pStyle w:val="Normal"/>
+        <w:spacing w:lineRule="atLeast" w:line="285"/>
+        <w:rPr>
+          <w:rFonts w:ascii="Droid Sans Mono;monospace" w:hAnsi="Droid Sans Mono;monospace"/>
+          <w:b w:val="false"/>
+          <w:b w:val="false"/>
+          <w:color w:val="auto"/>
+          <w:sz w:val="21"/>
+          <w:highlight w:val="none"/>
+          <w:shd w:fill="auto" w:val="clear"/>
+        </w:rPr>
+      </w:pPr>
+      <w:r>
+        <w:rPr>
+          <w:rFonts w:ascii="Droid Sans Mono;monospace" w:hAnsi="Droid Sans Mono;monospace"/>
+          <w:b w:val="false"/>
+          <w:color w:val="000000"/>
+          <w:sz w:val="21"/>
+          <w:shd w:fill="auto" w:val="clear"/>
+        </w:rPr>
+        <w:t>{alt}</w:t>
+      </w:r>
+    </w:p>
+    <w:p>
+      <w:pPr>
+        <w:pStyle w:val="Normal"/>
+        <w:spacing w:lineRule="atLeast" w:line="285"/>
+        <w:rPr>
+          <w:rFonts w:ascii="Droid Sans Mono;monospace" w:hAnsi="Droid Sans Mono;monospace"/>
+          <w:b w:val="false"/>
+          <w:b w:val="false"/>
+          <w:color w:val="auto"/>
+          <w:sz w:val="21"/>
+          <w:highlight w:val="none"/>
+          <w:shd w:fill="auto" w:val="clear"/>
+        </w:rPr>
+      </w:pPr>
+      <w:r>
+        <w:rPr>
+          <w:rFonts w:ascii="Droid Sans Mono;monospace" w:hAnsi="Droid Sans Mono;monospace"/>
+          <w:b w:val="false"/>
+          <w:color w:val="000000"/>
+          <w:sz w:val="21"/>
+          <w:shd w:fill="auto" w:val="clear"/>
+        </w:rPr>
+        <w:t>{loading}</w:t>
+      </w:r>
+    </w:p>
+    <w:p>
+      <w:pPr>
+        <w:pStyle w:val="Normal"/>
+        <w:spacing w:lineRule="atLeast" w:line="285"/>
+        <w:rPr>
+          <w:rFonts w:ascii="Droid Sans Mono;monospace" w:hAnsi="Droid Sans Mono;monospace"/>
+          <w:b w:val="false"/>
+          <w:b w:val="false"/>
+          <w:color w:val="auto"/>
+          <w:sz w:val="21"/>
+          <w:highlight w:val="none"/>
+          <w:shd w:fill="auto" w:val="clear"/>
+        </w:rPr>
+      </w:pPr>
+      <w:r>
+        <w:rPr>
+          <w:rFonts w:ascii="Droid Sans Mono;monospace" w:hAnsi="Droid Sans Mono;monospace"/>
+          <w:b w:val="false"/>
+          <w:color w:val="000000"/>
+          <w:sz w:val="21"/>
+          <w:shd w:fill="auto" w:val="clear"/>
+        </w:rPr>
+        <w:t>{decoding}</w:t>
+      </w:r>
+    </w:p>
+    <w:p>
+      <w:pPr>
+        <w:pStyle w:val="Normal"/>
+        <w:spacing w:lineRule="atLeast" w:line="285"/>
+        <w:rPr>
+          <w:rFonts w:ascii="Droid Sans Mono;monospace" w:hAnsi="Droid Sans Mono;monospace"/>
+          <w:b w:val="false"/>
+          <w:b w:val="false"/>
+          <w:color w:val="auto"/>
+          <w:sz w:val="21"/>
+          <w:highlight w:val="none"/>
+          <w:shd w:fill="auto" w:val="clear"/>
+        </w:rPr>
+      </w:pPr>
+      <w:r>
+        <w:rPr>
+          <w:rFonts w:ascii="Droid Sans Mono;monospace" w:hAnsi="Droid Sans Mono;monospace"/>
+          <w:b w:val="false"/>
+          <w:color w:val="000000"/>
+          <w:sz w:val="21"/>
+          <w:shd w:fill="auto" w:val="clear"/>
+        </w:rPr>
+        <w:t>{width}</w:t>
+      </w:r>
+    </w:p>
+    <w:p>
+      <w:pPr>
+        <w:pStyle w:val="Normal"/>
+        <w:spacing w:lineRule="atLeast" w:line="285"/>
+        <w:rPr>
+          <w:rFonts w:ascii="Droid Sans Mono;monospace" w:hAnsi="Droid Sans Mono;monospace"/>
+          <w:b w:val="false"/>
+          <w:b w:val="false"/>
+          <w:color w:val="auto"/>
+          <w:sz w:val="21"/>
+          <w:highlight w:val="none"/>
+          <w:shd w:fill="auto" w:val="clear"/>
+        </w:rPr>
+      </w:pPr>
+      <w:r>
+        <w:rPr>
+          <w:rFonts w:ascii="Droid Sans Mono;monospace" w:hAnsi="Droid Sans Mono;monospace"/>
+          <w:b w:val="false"/>
+          <w:color w:val="000000"/>
+          <w:sz w:val="21"/>
+          <w:shd w:fill="auto" w:val="clear"/>
+        </w:rPr>
+        <w:t>{height}</w:t>
+      </w:r>
+    </w:p>
+    <w:p>
+      <w:pPr>
+        <w:pStyle w:val="Normal"/>
+        <w:spacing w:lineRule="atLeast" w:line="285"/>
+        <w:rPr>
+          <w:rFonts w:ascii="Droid Sans Mono;monospace" w:hAnsi="Droid Sans Mono;monospace"/>
+          <w:b w:val="false"/>
+          <w:b w:val="false"/>
+          <w:color w:val="auto"/>
+          <w:sz w:val="21"/>
+          <w:highlight w:val="none"/>
+          <w:shd w:fill="auto" w:val="clear"/>
+        </w:rPr>
+      </w:pPr>
+      <w:r>
+        <w:rPr>
+          <w:rFonts w:ascii="Droid Sans Mono;monospace" w:hAnsi="Droid Sans Mono;monospace"/>
+          <w:b w:val="false"/>
+          <w:color w:val="000000"/>
+          <w:sz w:val="21"/>
+          <w:shd w:fill="auto" w:val="clear"/>
+        </w:rPr>
+        <w:t>{...rest}</w:t>
+      </w:r>
+    </w:p>
+    <w:p>
+      <w:pPr>
+        <w:pStyle w:val="Normal"/>
+        <w:spacing w:lineRule="atLeast" w:line="285"/>
+        <w:rPr>
+          <w:rFonts w:ascii="Droid Sans Mono;monospace" w:hAnsi="Droid Sans Mono;monospace"/>
+          <w:b w:val="false"/>
+          <w:b w:val="false"/>
+          <w:color w:val="auto"/>
+          <w:sz w:val="21"/>
+          <w:highlight w:val="none"/>
+          <w:shd w:fill="auto" w:val="clear"/>
+        </w:rPr>
+      </w:pPr>
+      <w:r>
+        <w:rPr>
+          <w:rFonts w:ascii="Droid Sans Mono;monospace" w:hAnsi="Droid Sans Mono;monospace"/>
+          <w:b w:val="false"/>
+          <w:color w:val="000000"/>
+          <w:sz w:val="21"/>
+          <w:shd w:fill="auto" w:val="clear"/>
+        </w:rPr>
+        <w:t>onload={handleLoad}</w:t>
+      </w:r>
+    </w:p>
+    <w:p>
+      <w:pPr>
+        <w:pStyle w:val="Normal"/>
+        <w:spacing w:lineRule="atLeast" w:line="285"/>
+        <w:rPr>
+          <w:rFonts w:ascii="Droid Sans Mono;monospace" w:hAnsi="Droid Sans Mono;monospace"/>
+          <w:b w:val="false"/>
+          <w:b w:val="false"/>
+          <w:color w:val="auto"/>
+          <w:sz w:val="21"/>
+          <w:highlight w:val="none"/>
+          <w:shd w:fill="auto" w:val="clear"/>
+        </w:rPr>
+      </w:pPr>
+      <w:r>
+        <w:rPr>
+          <w:rFonts w:ascii="Droid Sans Mono;monospace" w:hAnsi="Droid Sans Mono;monospace"/>
+          <w:b w:val="false"/>
+          <w:color w:val="000000"/>
+          <w:sz w:val="21"/>
+          <w:shd w:fill="auto" w:val="clear"/>
+        </w:rPr>
+        <w:t>class="fade-img"</w:t>
+      </w:r>
+    </w:p>
+    <w:p>
+      <w:pPr>
+        <w:pStyle w:val="Normal"/>
+        <w:spacing w:lineRule="atLeast" w:line="285"/>
+        <w:rPr>
+          <w:rFonts w:ascii="Droid Sans Mono;monospace" w:hAnsi="Droid Sans Mono;monospace"/>
+          <w:b w:val="false"/>
+          <w:b w:val="false"/>
+          <w:color w:val="auto"/>
+          <w:sz w:val="21"/>
+          <w:highlight w:val="none"/>
+          <w:shd w:fill="auto" w:val="clear"/>
+        </w:rPr>
+      </w:pPr>
+      <w:r>
+        <w:rPr>
+          <w:rFonts w:ascii="Droid Sans Mono;monospace" w:hAnsi="Droid Sans Mono;monospace"/>
+          <w:b w:val="false"/>
+          <w:color w:val="000000"/>
+          <w:sz w:val="21"/>
+          <w:shd w:fill="auto" w:val="clear"/>
+        </w:rPr>
+        <w:t>/&gt;</w:t>
+      </w:r>
+    </w:p>
+    <w:p>
+      <w:pPr>
+        <w:pStyle w:val="Normal"/>
+        <w:spacing w:lineRule="atLeast" w:line="285"/>
+        <w:rPr>
+          <w:rFonts w:ascii="Droid Sans Mono;monospace" w:hAnsi="Droid Sans Mono;monospace"/>
+          <w:b w:val="false"/>
+          <w:b w:val="false"/>
+          <w:color w:val="auto"/>
+          <w:sz w:val="21"/>
+          <w:highlight w:val="none"/>
+          <w:shd w:fill="auto" w:val="clear"/>
+        </w:rPr>
+      </w:pPr>
+      <w:r>
+        <w:rPr>
+          <w:rFonts w:ascii="Droid Sans Mono;monospace" w:hAnsi="Droid Sans Mono;monospace"/>
+          <w:b w:val="false"/>
+          <w:color w:val="000000"/>
+          <w:sz w:val="21"/>
+          <w:shd w:fill="auto" w:val="clear"/>
+        </w:rPr>
+        <w:t>&lt;/picture&gt;</w:t>
+      </w:r>
+    </w:p>
+    <w:p>
+      <w:pPr>
+        <w:pStyle w:val="Normal"/>
+        <w:spacing w:lineRule="atLeast" w:line="285"/>
+        <w:rPr>
+          <w:color w:val="auto"/>
+          <w:highlight w:val="none"/>
+          <w:shd w:fill="auto" w:val="clear"/>
+        </w:rPr>
+      </w:pPr>
+      <w:r>
+        <w:rPr>
+          <w:color w:val="000000"/>
+          <w:shd w:fill="auto" w:val="clear"/>
+        </w:rPr>
+      </w:r>
+    </w:p>
+    <w:p>
+      <w:pPr>
+        <w:pStyle w:val="Normal"/>
+        <w:spacing w:lineRule="atLeast" w:line="285"/>
+        <w:rPr>
+          <w:rFonts w:ascii="Droid Sans Mono;monospace" w:hAnsi="Droid Sans Mono;monospace"/>
+          <w:b w:val="false"/>
+          <w:b w:val="false"/>
+          <w:color w:val="auto"/>
+          <w:sz w:val="21"/>
+          <w:highlight w:val="none"/>
+          <w:shd w:fill="auto" w:val="clear"/>
+        </w:rPr>
+      </w:pPr>
+      <w:r>
+        <w:rPr>
+          <w:rFonts w:ascii="Droid Sans Mono;monospace" w:hAnsi="Droid Sans Mono;monospace"/>
+          <w:b w:val="false"/>
+          <w:color w:val="000000"/>
+          <w:sz w:val="21"/>
+          <w:shd w:fill="auto" w:val="clear"/>
+        </w:rPr>
+        <w:t>{#if !isLoaded}</w:t>
+      </w:r>
+    </w:p>
+    <w:p>
+      <w:pPr>
+        <w:pStyle w:val="Normal"/>
+        <w:spacing w:lineRule="atLeast" w:line="285"/>
+        <w:rPr>
+          <w:rFonts w:ascii="Droid Sans Mono;monospace" w:hAnsi="Droid Sans Mono;monospace"/>
+          <w:b w:val="false"/>
+          <w:b w:val="false"/>
+          <w:color w:val="auto"/>
+          <w:sz w:val="21"/>
+          <w:highlight w:val="none"/>
+          <w:shd w:fill="auto" w:val="clear"/>
+        </w:rPr>
+      </w:pPr>
+      <w:r>
+        <w:rPr>
+          <w:rFonts w:ascii="Droid Sans Mono;monospace" w:hAnsi="Droid Sans Mono;monospace"/>
+          <w:b w:val="false"/>
+          <w:color w:val="000000"/>
+          <w:sz w:val="21"/>
+          <w:shd w:fill="auto" w:val="clear"/>
+        </w:rPr>
+        <w:t>&lt;div class="loader-placeholder" aria-hidden="true"&gt;&lt;/div&gt;</w:t>
+      </w:r>
+    </w:p>
+    <w:p>
+      <w:pPr>
+        <w:pStyle w:val="Normal"/>
+        <w:spacing w:lineRule="atLeast" w:line="285"/>
+        <w:rPr>
+          <w:rFonts w:ascii="Droid Sans Mono;monospace" w:hAnsi="Droid Sans Mono;monospace"/>
+          <w:b w:val="false"/>
+          <w:b w:val="false"/>
+          <w:color w:val="auto"/>
+          <w:sz w:val="21"/>
+          <w:highlight w:val="none"/>
+          <w:shd w:fill="auto" w:val="clear"/>
+        </w:rPr>
+      </w:pPr>
+      <w:r>
+        <w:rPr>
+          <w:rFonts w:ascii="Droid Sans Mono;monospace" w:hAnsi="Droid Sans Mono;monospace"/>
+          <w:b w:val="false"/>
+          <w:color w:val="000000"/>
+          <w:sz w:val="21"/>
+          <w:shd w:fill="auto" w:val="clear"/>
+        </w:rPr>
+        <w:t>{/if}</w:t>
+      </w:r>
+    </w:p>
+    <w:p>
+      <w:pPr>
+        <w:pStyle w:val="Normal"/>
+        <w:spacing w:lineRule="atLeast" w:line="285"/>
+        <w:rPr>
+          <w:rFonts w:ascii="Droid Sans Mono;monospace" w:hAnsi="Droid Sans Mono;monospace"/>
+          <w:b w:val="false"/>
+          <w:b w:val="false"/>
+          <w:color w:val="auto"/>
+          <w:sz w:val="21"/>
+          <w:highlight w:val="none"/>
+          <w:shd w:fill="auto" w:val="clear"/>
+        </w:rPr>
+      </w:pPr>
+      <w:r>
+        <w:rPr>
+          <w:rFonts w:ascii="Droid Sans Mono;monospace" w:hAnsi="Droid Sans Mono;monospace"/>
+          <w:b w:val="false"/>
+          <w:color w:val="000000"/>
+          <w:sz w:val="21"/>
+          <w:shd w:fill="auto" w:val="clear"/>
+        </w:rPr>
+        <w:t>&lt;/div&gt;</w:t>
+      </w:r>
+    </w:p>
+    <w:p>
+      <w:pPr>
+        <w:pStyle w:val="Normal"/>
+        <w:spacing w:lineRule="atLeast" w:line="285"/>
+        <w:rPr>
+          <w:color w:val="auto"/>
+          <w:highlight w:val="none"/>
+          <w:shd w:fill="auto" w:val="clear"/>
+        </w:rPr>
+      </w:pPr>
+      <w:r>
+        <w:rPr>
+          <w:color w:val="000000"/>
+          <w:shd w:fill="auto" w:val="clear"/>
+        </w:rPr>
+      </w:r>
+    </w:p>
+    <w:p>
+      <w:pPr>
+        <w:pStyle w:val="Normal"/>
+        <w:spacing w:lineRule="atLeast" w:line="285"/>
+        <w:rPr>
+          <w:rFonts w:ascii="Droid Sans Mono;monospace" w:hAnsi="Droid Sans Mono;monospace"/>
+          <w:b w:val="false"/>
+          <w:b w:val="false"/>
+          <w:color w:val="auto"/>
+          <w:sz w:val="21"/>
+          <w:highlight w:val="none"/>
+          <w:shd w:fill="auto" w:val="clear"/>
+        </w:rPr>
+      </w:pPr>
+      <w:r>
+        <w:rPr>
+          <w:rFonts w:ascii="Droid Sans Mono;monospace" w:hAnsi="Droid Sans Mono;monospace"/>
+          <w:b w:val="false"/>
+          <w:color w:val="000000"/>
+          <w:sz w:val="21"/>
+          <w:shd w:fill="auto" w:val="clear"/>
+        </w:rPr>
+        <w:t>&lt;style&gt;</w:t>
+      </w:r>
+    </w:p>
+    <w:p>
+      <w:pPr>
+        <w:pStyle w:val="Normal"/>
+        <w:spacing w:lineRule="atLeast" w:line="285"/>
+        <w:rPr>
+          <w:rFonts w:ascii="Droid Sans Mono;monospace" w:hAnsi="Droid Sans Mono;monospace"/>
+          <w:b w:val="false"/>
+          <w:b w:val="false"/>
+          <w:color w:val="auto"/>
+          <w:sz w:val="21"/>
+          <w:highlight w:val="none"/>
+          <w:shd w:fill="auto" w:val="clear"/>
+        </w:rPr>
+      </w:pPr>
+      <w:r>
+        <w:rPr>
+          <w:rFonts w:ascii="Droid Sans Mono;monospace" w:hAnsi="Droid Sans Mono;monospace"/>
+          <w:b w:val="false"/>
+          <w:color w:val="000000"/>
+          <w:sz w:val="21"/>
+          <w:shd w:fill="auto" w:val="clear"/>
+        </w:rPr>
+        <w:t>.picture-wrapper {</w:t>
+      </w:r>
+    </w:p>
+    <w:p>
+      <w:pPr>
+        <w:pStyle w:val="Normal"/>
+        <w:spacing w:lineRule="atLeast" w:line="285"/>
+        <w:rPr>
+          <w:rFonts w:ascii="Droid Sans Mono;monospace" w:hAnsi="Droid Sans Mono;monospace"/>
+          <w:b w:val="false"/>
+          <w:b w:val="false"/>
+          <w:color w:val="auto"/>
+          <w:sz w:val="21"/>
+          <w:highlight w:val="none"/>
+          <w:shd w:fill="auto" w:val="clear"/>
+        </w:rPr>
+      </w:pPr>
+      <w:r>
+        <w:rPr>
+          <w:rFonts w:ascii="Droid Sans Mono;monospace" w:hAnsi="Droid Sans Mono;monospace"/>
+          <w:b w:val="false"/>
+          <w:color w:val="000000"/>
+          <w:sz w:val="21"/>
+          <w:shd w:fill="auto" w:val="clear"/>
+        </w:rPr>
+        <w:t>position: relative;</w:t>
+      </w:r>
+    </w:p>
+    <w:p>
+      <w:pPr>
+        <w:pStyle w:val="Normal"/>
+        <w:spacing w:lineRule="atLeast" w:line="285"/>
+        <w:rPr>
+          <w:rFonts w:ascii="Droid Sans Mono;monospace" w:hAnsi="Droid Sans Mono;monospace"/>
+          <w:b w:val="false"/>
+          <w:b w:val="false"/>
+          <w:color w:val="auto"/>
+          <w:sz w:val="21"/>
+          <w:highlight w:val="none"/>
+          <w:shd w:fill="auto" w:val="clear"/>
+        </w:rPr>
+      </w:pPr>
+      <w:r>
+        <w:rPr>
+          <w:rFonts w:ascii="Droid Sans Mono;monospace" w:hAnsi="Droid Sans Mono;monospace"/>
+          <w:b w:val="false"/>
+          <w:color w:val="000000"/>
+          <w:sz w:val="21"/>
+          <w:shd w:fill="auto" w:val="clear"/>
+        </w:rPr>
+        <w:t>display: block; /* Изменено с inline-block для лучшего контроля размеров */</w:t>
+      </w:r>
+    </w:p>
+    <w:p>
+      <w:pPr>
+        <w:pStyle w:val="Normal"/>
+        <w:spacing w:lineRule="atLeast" w:line="285"/>
+        <w:rPr>
+          <w:rFonts w:ascii="Droid Sans Mono;monospace" w:hAnsi="Droid Sans Mono;monospace"/>
+          <w:b w:val="false"/>
+          <w:b w:val="false"/>
+          <w:color w:val="auto"/>
+          <w:sz w:val="21"/>
+          <w:highlight w:val="none"/>
+          <w:shd w:fill="auto" w:val="clear"/>
+        </w:rPr>
+      </w:pPr>
+      <w:r>
+        <w:rPr>
+          <w:rFonts w:ascii="Droid Sans Mono;monospace" w:hAnsi="Droid Sans Mono;monospace"/>
+          <w:b w:val="false"/>
+          <w:color w:val="000000"/>
+          <w:sz w:val="21"/>
+          <w:shd w:fill="auto" w:val="clear"/>
+        </w:rPr>
+        <w:t>overflow: hidden;</w:t>
+      </w:r>
+    </w:p>
+    <w:p>
+      <w:pPr>
+        <w:pStyle w:val="Normal"/>
+        <w:spacing w:lineRule="atLeast" w:line="285"/>
+        <w:rPr>
+          <w:rFonts w:ascii="Droid Sans Mono;monospace" w:hAnsi="Droid Sans Mono;monospace"/>
+          <w:b w:val="false"/>
+          <w:b w:val="false"/>
+          <w:color w:val="auto"/>
+          <w:sz w:val="21"/>
+          <w:highlight w:val="none"/>
+          <w:shd w:fill="auto" w:val="clear"/>
+        </w:rPr>
+      </w:pPr>
+      <w:r>
+        <w:rPr>
+          <w:rFonts w:ascii="Droid Sans Mono;monospace" w:hAnsi="Droid Sans Mono;monospace"/>
+          <w:b w:val="false"/>
+          <w:color w:val="000000"/>
+          <w:sz w:val="21"/>
+          <w:shd w:fill="auto" w:val="clear"/>
+        </w:rPr>
+        <w:t>background-color: #f3f4f6;</w:t>
+      </w:r>
+    </w:p>
+    <w:p>
+      <w:pPr>
+        <w:pStyle w:val="Normal"/>
+        <w:spacing w:lineRule="atLeast" w:line="285"/>
+        <w:rPr>
+          <w:rFonts w:ascii="Droid Sans Mono;monospace" w:hAnsi="Droid Sans Mono;monospace"/>
+          <w:b w:val="false"/>
+          <w:b w:val="false"/>
+          <w:color w:val="auto"/>
+          <w:sz w:val="21"/>
+          <w:highlight w:val="none"/>
+          <w:shd w:fill="auto" w:val="clear"/>
+        </w:rPr>
+      </w:pPr>
+      <w:r>
+        <w:rPr>
+          <w:rFonts w:ascii="Droid Sans Mono;monospace" w:hAnsi="Droid Sans Mono;monospace"/>
+          <w:b w:val="false"/>
+          <w:color w:val="000000"/>
+          <w:sz w:val="21"/>
+          <w:shd w:fill="auto" w:val="clear"/>
+        </w:rPr>
+        <w:t>border-radius: 8px;</w:t>
+      </w:r>
+    </w:p>
+    <w:p>
+      <w:pPr>
+        <w:pStyle w:val="Normal"/>
+        <w:spacing w:lineRule="atLeast" w:line="285"/>
+        <w:rPr>
+          <w:rFonts w:ascii="Droid Sans Mono;monospace" w:hAnsi="Droid Sans Mono;monospace"/>
+          <w:b w:val="false"/>
+          <w:b w:val="false"/>
+          <w:color w:val="auto"/>
+          <w:sz w:val="21"/>
+          <w:highlight w:val="none"/>
+          <w:shd w:fill="auto" w:val="clear"/>
+        </w:rPr>
+      </w:pPr>
+      <w:r>
+        <w:rPr>
+          <w:rFonts w:ascii="Droid Sans Mono;monospace" w:hAnsi="Droid Sans Mono;monospace"/>
+          <w:b w:val="false"/>
+          <w:color w:val="000000"/>
+          <w:sz w:val="21"/>
+          <w:shd w:fill="auto" w:val="clear"/>
+        </w:rPr>
+        <w:t>width: 100%;</w:t>
+      </w:r>
+    </w:p>
+    <w:p>
+      <w:pPr>
+        <w:pStyle w:val="Normal"/>
+        <w:spacing w:lineRule="atLeast" w:line="285"/>
+        <w:rPr>
+          <w:rFonts w:ascii="Droid Sans Mono;monospace" w:hAnsi="Droid Sans Mono;monospace"/>
+          <w:b w:val="false"/>
+          <w:b w:val="false"/>
+          <w:color w:val="auto"/>
+          <w:sz w:val="21"/>
+          <w:highlight w:val="none"/>
+          <w:shd w:fill="auto" w:val="clear"/>
+        </w:rPr>
+      </w:pPr>
+      <w:r>
+        <w:rPr>
+          <w:rFonts w:ascii="Droid Sans Mono;monospace" w:hAnsi="Droid Sans Mono;monospace"/>
+          <w:b w:val="false"/>
+          <w:color w:val="000000"/>
+          <w:sz w:val="21"/>
+          <w:shd w:fill="auto" w:val="clear"/>
+        </w:rPr>
+        <w:t>}</w:t>
+      </w:r>
+    </w:p>
+    <w:p>
+      <w:pPr>
+        <w:pStyle w:val="Normal"/>
+        <w:spacing w:lineRule="atLeast" w:line="285"/>
+        <w:rPr>
+          <w:color w:val="auto"/>
+          <w:highlight w:val="none"/>
+          <w:shd w:fill="auto" w:val="clear"/>
+        </w:rPr>
+      </w:pPr>
+      <w:r>
+        <w:rPr>
+          <w:color w:val="000000"/>
+          <w:shd w:fill="auto" w:val="clear"/>
+        </w:rPr>
+      </w:r>
+    </w:p>
+    <w:p>
+      <w:pPr>
+        <w:pStyle w:val="Normal"/>
+        <w:spacing w:lineRule="atLeast" w:line="285"/>
+        <w:rPr>
+          <w:rFonts w:ascii="Droid Sans Mono;monospace" w:hAnsi="Droid Sans Mono;monospace"/>
+          <w:b w:val="false"/>
+          <w:b w:val="false"/>
+          <w:color w:val="auto"/>
+          <w:sz w:val="21"/>
+          <w:highlight w:val="none"/>
+          <w:shd w:fill="auto" w:val="clear"/>
+        </w:rPr>
+      </w:pPr>
+      <w:r>
+        <w:rPr>
+          <w:rFonts w:ascii="Droid Sans Mono;monospace" w:hAnsi="Droid Sans Mono;monospace"/>
+          <w:b w:val="false"/>
+          <w:color w:val="000000"/>
+          <w:sz w:val="21"/>
+          <w:shd w:fill="auto" w:val="clear"/>
+        </w:rPr>
+        <w:t>.fade-img {</w:t>
+      </w:r>
+    </w:p>
+    <w:p>
+      <w:pPr>
+        <w:pStyle w:val="Normal"/>
+        <w:spacing w:lineRule="atLeast" w:line="285"/>
+        <w:rPr>
+          <w:rFonts w:ascii="Droid Sans Mono;monospace" w:hAnsi="Droid Sans Mono;monospace"/>
+          <w:b w:val="false"/>
+          <w:b w:val="false"/>
+          <w:color w:val="auto"/>
+          <w:sz w:val="21"/>
+          <w:highlight w:val="none"/>
+          <w:shd w:fill="auto" w:val="clear"/>
+        </w:rPr>
+      </w:pPr>
+      <w:r>
+        <w:rPr>
+          <w:rFonts w:ascii="Droid Sans Mono;monospace" w:hAnsi="Droid Sans Mono;monospace"/>
+          <w:b w:val="false"/>
+          <w:color w:val="000000"/>
+          <w:sz w:val="21"/>
+          <w:shd w:fill="auto" w:val="clear"/>
+        </w:rPr>
+        <w:t>opacity: 0;</w:t>
+      </w:r>
+    </w:p>
+    <w:p>
+      <w:pPr>
+        <w:pStyle w:val="Normal"/>
+        <w:spacing w:lineRule="atLeast" w:line="285"/>
+        <w:rPr>
+          <w:rFonts w:ascii="Droid Sans Mono;monospace" w:hAnsi="Droid Sans Mono;monospace"/>
+          <w:b w:val="false"/>
+          <w:b w:val="false"/>
+          <w:color w:val="auto"/>
+          <w:sz w:val="21"/>
+          <w:highlight w:val="none"/>
+          <w:shd w:fill="auto" w:val="clear"/>
+        </w:rPr>
+      </w:pPr>
+      <w:r>
+        <w:rPr>
+          <w:rFonts w:ascii="Droid Sans Mono;monospace" w:hAnsi="Droid Sans Mono;monospace"/>
+          <w:b w:val="false"/>
+          <w:color w:val="000000"/>
+          <w:sz w:val="21"/>
+          <w:shd w:fill="auto" w:val="clear"/>
+        </w:rPr>
+        <w:t>transition: opacity 0.5s ease-in-out;</w:t>
+      </w:r>
+    </w:p>
+    <w:p>
+      <w:pPr>
+        <w:pStyle w:val="Normal"/>
+        <w:spacing w:lineRule="atLeast" w:line="285"/>
+        <w:rPr>
+          <w:rFonts w:ascii="Droid Sans Mono;monospace" w:hAnsi="Droid Sans Mono;monospace"/>
+          <w:b w:val="false"/>
+          <w:b w:val="false"/>
+          <w:color w:val="auto"/>
+          <w:sz w:val="21"/>
+          <w:highlight w:val="none"/>
+          <w:shd w:fill="auto" w:val="clear"/>
+        </w:rPr>
+      </w:pPr>
+      <w:r>
+        <w:rPr>
+          <w:rFonts w:ascii="Droid Sans Mono;monospace" w:hAnsi="Droid Sans Mono;monospace"/>
+          <w:b w:val="false"/>
+          <w:color w:val="000000"/>
+          <w:sz w:val="21"/>
+          <w:shd w:fill="auto" w:val="clear"/>
+        </w:rPr>
+        <w:t>display: block;</w:t>
+      </w:r>
+    </w:p>
+    <w:p>
+      <w:pPr>
+        <w:pStyle w:val="Normal"/>
+        <w:spacing w:lineRule="atLeast" w:line="285"/>
+        <w:rPr>
+          <w:rFonts w:ascii="Droid Sans Mono;monospace" w:hAnsi="Droid Sans Mono;monospace"/>
+          <w:b w:val="false"/>
+          <w:b w:val="false"/>
+          <w:color w:val="auto"/>
+          <w:sz w:val="21"/>
+          <w:highlight w:val="none"/>
+          <w:shd w:fill="auto" w:val="clear"/>
+        </w:rPr>
+      </w:pPr>
+      <w:r>
+        <w:rPr>
+          <w:rFonts w:ascii="Droid Sans Mono;monospace" w:hAnsi="Droid Sans Mono;monospace"/>
+          <w:b w:val="false"/>
+          <w:color w:val="000000"/>
+          <w:sz w:val="21"/>
+          <w:shd w:fill="auto" w:val="clear"/>
+        </w:rPr>
+        <w:t>width: 100%;</w:t>
+      </w:r>
+    </w:p>
+    <w:p>
+      <w:pPr>
+        <w:pStyle w:val="Normal"/>
+        <w:spacing w:lineRule="atLeast" w:line="285"/>
+        <w:rPr>
+          <w:rFonts w:ascii="Droid Sans Mono;monospace" w:hAnsi="Droid Sans Mono;monospace"/>
+          <w:b w:val="false"/>
+          <w:b w:val="false"/>
+          <w:color w:val="auto"/>
+          <w:sz w:val="21"/>
+          <w:highlight w:val="none"/>
+          <w:shd w:fill="auto" w:val="clear"/>
+        </w:rPr>
+      </w:pPr>
+      <w:r>
+        <w:rPr>
+          <w:rFonts w:ascii="Droid Sans Mono;monospace" w:hAnsi="Droid Sans Mono;monospace"/>
+          <w:b w:val="false"/>
+          <w:color w:val="000000"/>
+          <w:sz w:val="21"/>
+          <w:shd w:fill="auto" w:val="clear"/>
+        </w:rPr>
+        <w:t>height: auto; /* Работает правильно в паре с аспектом родителя */</w:t>
+      </w:r>
+    </w:p>
+    <w:p>
+      <w:pPr>
+        <w:pStyle w:val="Normal"/>
+        <w:spacing w:lineRule="atLeast" w:line="285"/>
+        <w:rPr>
+          <w:rFonts w:ascii="Droid Sans Mono;monospace" w:hAnsi="Droid Sans Mono;monospace"/>
+          <w:b w:val="false"/>
+          <w:b w:val="false"/>
+          <w:color w:val="auto"/>
+          <w:sz w:val="21"/>
+          <w:highlight w:val="none"/>
+          <w:shd w:fill="auto" w:val="clear"/>
+        </w:rPr>
+      </w:pPr>
+      <w:r>
+        <w:rPr>
+          <w:rFonts w:ascii="Droid Sans Mono;monospace" w:hAnsi="Droid Sans Mono;monospace"/>
+          <w:b w:val="false"/>
+          <w:color w:val="000000"/>
+          <w:sz w:val="21"/>
+          <w:shd w:fill="auto" w:val="clear"/>
+        </w:rPr>
+        <w:t>object-fit: cover;</w:t>
+      </w:r>
+    </w:p>
+    <w:p>
+      <w:pPr>
+        <w:pStyle w:val="Normal"/>
+        <w:spacing w:lineRule="atLeast" w:line="285"/>
+        <w:rPr>
+          <w:rFonts w:ascii="Droid Sans Mono;monospace" w:hAnsi="Droid Sans Mono;monospace"/>
+          <w:b w:val="false"/>
+          <w:b w:val="false"/>
+          <w:color w:val="auto"/>
+          <w:sz w:val="21"/>
+          <w:highlight w:val="none"/>
+          <w:shd w:fill="auto" w:val="clear"/>
+        </w:rPr>
+      </w:pPr>
+      <w:r>
+        <w:rPr>
+          <w:rFonts w:ascii="Droid Sans Mono;monospace" w:hAnsi="Droid Sans Mono;monospace"/>
+          <w:b w:val="false"/>
+          <w:color w:val="000000"/>
+          <w:sz w:val="21"/>
+          <w:shd w:fill="auto" w:val="clear"/>
+        </w:rPr>
+        <w:t>}</w:t>
+      </w:r>
+    </w:p>
+    <w:p>
+      <w:pPr>
+        <w:pStyle w:val="Normal"/>
+        <w:spacing w:lineRule="atLeast" w:line="285"/>
+        <w:rPr>
+          <w:color w:val="auto"/>
+          <w:highlight w:val="none"/>
+          <w:shd w:fill="auto" w:val="clear"/>
+        </w:rPr>
+      </w:pPr>
+      <w:r>
+        <w:rPr>
+          <w:color w:val="000000"/>
+          <w:shd w:fill="auto" w:val="clear"/>
+        </w:rPr>
+      </w:r>
+    </w:p>
+    <w:p>
+      <w:pPr>
+        <w:pStyle w:val="Normal"/>
+        <w:spacing w:lineRule="atLeast" w:line="285"/>
+        <w:rPr>
+          <w:rFonts w:ascii="Droid Sans Mono;monospace" w:hAnsi="Droid Sans Mono;monospace"/>
+          <w:b w:val="false"/>
+          <w:b w:val="false"/>
+          <w:color w:val="auto"/>
+          <w:sz w:val="21"/>
+          <w:highlight w:val="none"/>
+          <w:shd w:fill="auto" w:val="clear"/>
+        </w:rPr>
+      </w:pPr>
+      <w:r>
+        <w:rPr>
+          <w:rFonts w:ascii="Droid Sans Mono;monospace" w:hAnsi="Droid Sans Mono;monospace"/>
+          <w:b w:val="false"/>
+          <w:color w:val="000000"/>
+          <w:sz w:val="21"/>
+          <w:shd w:fill="auto" w:val="clear"/>
+        </w:rPr>
+        <w:t>.loaded .fade-img {</w:t>
+      </w:r>
+    </w:p>
+    <w:p>
+      <w:pPr>
+        <w:pStyle w:val="Normal"/>
+        <w:spacing w:lineRule="atLeast" w:line="285"/>
+        <w:rPr>
+          <w:rFonts w:ascii="Droid Sans Mono;monospace" w:hAnsi="Droid Sans Mono;monospace"/>
+          <w:b w:val="false"/>
+          <w:b w:val="false"/>
+          <w:color w:val="auto"/>
+          <w:sz w:val="21"/>
+          <w:highlight w:val="none"/>
+          <w:shd w:fill="auto" w:val="clear"/>
+        </w:rPr>
+      </w:pPr>
+      <w:r>
+        <w:rPr>
+          <w:rFonts w:ascii="Droid Sans Mono;monospace" w:hAnsi="Droid Sans Mono;monospace"/>
+          <w:b w:val="false"/>
+          <w:color w:val="000000"/>
+          <w:sz w:val="21"/>
+          <w:shd w:fill="auto" w:val="clear"/>
+        </w:rPr>
+        <w:t>opacity: 1;</w:t>
+      </w:r>
+    </w:p>
+    <w:p>
+      <w:pPr>
+        <w:pStyle w:val="Normal"/>
+        <w:spacing w:lineRule="atLeast" w:line="285"/>
+        <w:rPr>
+          <w:rFonts w:ascii="Droid Sans Mono;monospace" w:hAnsi="Droid Sans Mono;monospace"/>
+          <w:b w:val="false"/>
+          <w:b w:val="false"/>
+          <w:color w:val="auto"/>
+          <w:sz w:val="21"/>
+          <w:highlight w:val="none"/>
+          <w:shd w:fill="auto" w:val="clear"/>
+        </w:rPr>
+      </w:pPr>
+      <w:r>
+        <w:rPr>
+          <w:rFonts w:ascii="Droid Sans Mono;monospace" w:hAnsi="Droid Sans Mono;monospace"/>
+          <w:b w:val="false"/>
+          <w:color w:val="000000"/>
+          <w:sz w:val="21"/>
+          <w:shd w:fill="auto" w:val="clear"/>
+        </w:rPr>
+        <w:t>}</w:t>
+      </w:r>
+    </w:p>
+    <w:p>
+      <w:pPr>
+        <w:pStyle w:val="Normal"/>
+        <w:spacing w:lineRule="atLeast" w:line="285"/>
+        <w:rPr>
+          <w:color w:val="auto"/>
+          <w:highlight w:val="none"/>
+          <w:shd w:fill="auto" w:val="clear"/>
+        </w:rPr>
+      </w:pPr>
+      <w:r>
+        <w:rPr>
+          <w:color w:val="000000"/>
+          <w:shd w:fill="auto" w:val="clear"/>
+        </w:rPr>
+      </w:r>
+    </w:p>
+    <w:p>
+      <w:pPr>
+        <w:pStyle w:val="Normal"/>
+        <w:spacing w:lineRule="atLeast" w:line="285"/>
+        <w:rPr>
+          <w:rFonts w:ascii="Droid Sans Mono;monospace" w:hAnsi="Droid Sans Mono;monospace"/>
+          <w:b w:val="false"/>
+          <w:b w:val="false"/>
+          <w:color w:val="auto"/>
+          <w:sz w:val="21"/>
+          <w:highlight w:val="none"/>
+          <w:shd w:fill="auto" w:val="clear"/>
+        </w:rPr>
+      </w:pPr>
+      <w:r>
+        <w:rPr>
+          <w:rFonts w:ascii="Droid Sans Mono;monospace" w:hAnsi="Droid Sans Mono;monospace"/>
+          <w:b w:val="false"/>
+          <w:color w:val="000000"/>
+          <w:sz w:val="21"/>
+          <w:shd w:fill="auto" w:val="clear"/>
+        </w:rPr>
+        <w:t>.loader-placeholder {</w:t>
+      </w:r>
+    </w:p>
+    <w:p>
+      <w:pPr>
+        <w:pStyle w:val="Normal"/>
+        <w:spacing w:lineRule="atLeast" w:line="285"/>
+        <w:rPr>
+          <w:rFonts w:ascii="Droid Sans Mono;monospace" w:hAnsi="Droid Sans Mono;monospace"/>
+          <w:b w:val="false"/>
+          <w:b w:val="false"/>
+          <w:color w:val="auto"/>
+          <w:sz w:val="21"/>
+          <w:highlight w:val="none"/>
+          <w:shd w:fill="auto" w:val="clear"/>
+        </w:rPr>
+      </w:pPr>
+      <w:r>
+        <w:rPr>
+          <w:rFonts w:ascii="Droid Sans Mono;monospace" w:hAnsi="Droid Sans Mono;monospace"/>
+          <w:b w:val="false"/>
+          <w:color w:val="000000"/>
+          <w:sz w:val="21"/>
+          <w:shd w:fill="auto" w:val="clear"/>
+        </w:rPr>
+        <w:t>position: absolute;</w:t>
+      </w:r>
+    </w:p>
+    <w:p>
+      <w:pPr>
+        <w:pStyle w:val="Normal"/>
+        <w:spacing w:lineRule="atLeast" w:line="285"/>
+        <w:rPr>
+          <w:rFonts w:ascii="Droid Sans Mono;monospace" w:hAnsi="Droid Sans Mono;monospace"/>
+          <w:b w:val="false"/>
+          <w:b w:val="false"/>
+          <w:color w:val="auto"/>
+          <w:sz w:val="21"/>
+          <w:highlight w:val="none"/>
+          <w:shd w:fill="auto" w:val="clear"/>
+        </w:rPr>
+      </w:pPr>
+      <w:r>
+        <w:rPr>
+          <w:rFonts w:ascii="Droid Sans Mono;monospace" w:hAnsi="Droid Sans Mono;monospace"/>
+          <w:b w:val="false"/>
+          <w:color w:val="000000"/>
+          <w:sz w:val="21"/>
+          <w:shd w:fill="auto" w:val="clear"/>
+        </w:rPr>
+        <w:t>inset: 0;</w:t>
+      </w:r>
+    </w:p>
+    <w:p>
+      <w:pPr>
+        <w:pStyle w:val="Normal"/>
+        <w:spacing w:lineRule="atLeast" w:line="285"/>
+        <w:rPr>
+          <w:rFonts w:ascii="Droid Sans Mono;monospace" w:hAnsi="Droid Sans Mono;monospace"/>
+          <w:b w:val="false"/>
+          <w:b w:val="false"/>
+          <w:color w:val="auto"/>
+          <w:sz w:val="21"/>
+          <w:highlight w:val="none"/>
+          <w:shd w:fill="auto" w:val="clear"/>
+        </w:rPr>
+      </w:pPr>
+      <w:r>
+        <w:rPr>
+          <w:rFonts w:ascii="Droid Sans Mono;monospace" w:hAnsi="Droid Sans Mono;monospace"/>
+          <w:b w:val="false"/>
+          <w:color w:val="000000"/>
+          <w:sz w:val="21"/>
+          <w:shd w:fill="auto" w:val="clear"/>
+        </w:rPr>
+        <w:t>background: linear-gradient(90deg, #f0f0f0 25%, #e0e0e0 50%, #f0f0f0 75%);</w:t>
+      </w:r>
+    </w:p>
+    <w:p>
+      <w:pPr>
+        <w:pStyle w:val="Normal"/>
+        <w:spacing w:lineRule="atLeast" w:line="285"/>
+        <w:rPr>
+          <w:rFonts w:ascii="Droid Sans Mono;monospace" w:hAnsi="Droid Sans Mono;monospace"/>
+          <w:b w:val="false"/>
+          <w:b w:val="false"/>
+          <w:color w:val="auto"/>
+          <w:sz w:val="21"/>
+          <w:highlight w:val="none"/>
+          <w:shd w:fill="auto" w:val="clear"/>
+        </w:rPr>
+      </w:pPr>
+      <w:r>
+        <w:rPr>
+          <w:rFonts w:ascii="Droid Sans Mono;monospace" w:hAnsi="Droid Sans Mono;monospace"/>
+          <w:b w:val="false"/>
+          <w:color w:val="000000"/>
+          <w:sz w:val="21"/>
+          <w:shd w:fill="auto" w:val="clear"/>
+        </w:rPr>
+        <w:t>background-size: 200% 100%;</w:t>
+      </w:r>
+    </w:p>
+    <w:p>
+      <w:pPr>
+        <w:pStyle w:val="Normal"/>
+        <w:spacing w:lineRule="atLeast" w:line="285"/>
+        <w:rPr>
+          <w:rFonts w:ascii="Droid Sans Mono;monospace" w:hAnsi="Droid Sans Mono;monospace"/>
+          <w:b w:val="false"/>
+          <w:b w:val="false"/>
+          <w:color w:val="auto"/>
+          <w:sz w:val="21"/>
+          <w:highlight w:val="none"/>
+          <w:shd w:fill="auto" w:val="clear"/>
+        </w:rPr>
+      </w:pPr>
+      <w:r>
+        <w:rPr>
+          <w:rFonts w:ascii="Droid Sans Mono;monospace" w:hAnsi="Droid Sans Mono;monospace"/>
+          <w:b w:val="false"/>
+          <w:color w:val="000000"/>
+          <w:sz w:val="21"/>
+          <w:shd w:fill="auto" w:val="clear"/>
+        </w:rPr>
+        <w:t>animation: skeleton-loading 1.5s infinite;</w:t>
+      </w:r>
+    </w:p>
+    <w:p>
+      <w:pPr>
+        <w:pStyle w:val="Normal"/>
+        <w:spacing w:lineRule="atLeast" w:line="285"/>
+        <w:rPr>
+          <w:rFonts w:ascii="Droid Sans Mono;monospace" w:hAnsi="Droid Sans Mono;monospace"/>
+          <w:b w:val="false"/>
+          <w:b w:val="false"/>
+          <w:color w:val="auto"/>
+          <w:sz w:val="21"/>
+          <w:highlight w:val="none"/>
+          <w:shd w:fill="auto" w:val="clear"/>
+        </w:rPr>
+      </w:pPr>
+      <w:r>
+        <w:rPr>
+          <w:rFonts w:ascii="Droid Sans Mono;monospace" w:hAnsi="Droid Sans Mono;monospace"/>
+          <w:b w:val="false"/>
+          <w:color w:val="000000"/>
+          <w:sz w:val="21"/>
+          <w:shd w:fill="auto" w:val="clear"/>
+        </w:rPr>
+        <w:t>z-index: 1;</w:t>
+      </w:r>
+    </w:p>
+    <w:p>
+      <w:pPr>
+        <w:pStyle w:val="Normal"/>
+        <w:spacing w:lineRule="atLeast" w:line="285"/>
+        <w:rPr>
+          <w:rFonts w:ascii="Droid Sans Mono;monospace" w:hAnsi="Droid Sans Mono;monospace"/>
+          <w:b w:val="false"/>
+          <w:b w:val="false"/>
+          <w:color w:val="auto"/>
+          <w:sz w:val="21"/>
+          <w:highlight w:val="none"/>
+          <w:shd w:fill="auto" w:val="clear"/>
+        </w:rPr>
+      </w:pPr>
+      <w:r>
+        <w:rPr>
+          <w:rFonts w:ascii="Droid Sans Mono;monospace" w:hAnsi="Droid Sans Mono;monospace"/>
+          <w:b w:val="false"/>
+          <w:color w:val="000000"/>
+          <w:sz w:val="21"/>
+          <w:shd w:fill="auto" w:val="clear"/>
+        </w:rPr>
+        <w:t>}</w:t>
+      </w:r>
+    </w:p>
+    <w:p>
+      <w:pPr>
+        <w:pStyle w:val="Normal"/>
+        <w:spacing w:lineRule="atLeast" w:line="285"/>
+        <w:rPr>
+          <w:color w:val="auto"/>
+          <w:highlight w:val="none"/>
+          <w:shd w:fill="auto" w:val="clear"/>
+        </w:rPr>
+      </w:pPr>
+      <w:r>
+        <w:rPr>
+          <w:color w:val="000000"/>
+          <w:shd w:fill="auto" w:val="clear"/>
+        </w:rPr>
+      </w:r>
+    </w:p>
+    <w:p>
+      <w:pPr>
+        <w:pStyle w:val="Normal"/>
+        <w:spacing w:lineRule="atLeast" w:line="285"/>
+        <w:rPr>
+          <w:rFonts w:ascii="Droid Sans Mono;monospace" w:hAnsi="Droid Sans Mono;monospace"/>
+          <w:b w:val="false"/>
+          <w:b w:val="false"/>
+          <w:color w:val="auto"/>
+          <w:sz w:val="21"/>
+          <w:highlight w:val="none"/>
+          <w:shd w:fill="auto" w:val="clear"/>
+        </w:rPr>
+      </w:pPr>
+      <w:r>
+        <w:rPr>
+          <w:rFonts w:ascii="Droid Sans Mono;monospace" w:hAnsi="Droid Sans Mono;monospace"/>
+          <w:b w:val="false"/>
+          <w:color w:val="000000"/>
+          <w:sz w:val="21"/>
+          <w:shd w:fill="auto" w:val="clear"/>
+        </w:rPr>
+        <w:t>@keyframes skeleton-loading {</w:t>
+      </w:r>
+    </w:p>
+    <w:p>
+      <w:pPr>
+        <w:pStyle w:val="Normal"/>
+        <w:spacing w:lineRule="atLeast" w:line="285"/>
+        <w:rPr>
+          <w:rFonts w:ascii="Droid Sans Mono;monospace" w:hAnsi="Droid Sans Mono;monospace"/>
+          <w:b w:val="false"/>
+          <w:b w:val="false"/>
+          <w:color w:val="auto"/>
+          <w:sz w:val="21"/>
+          <w:highlight w:val="none"/>
+          <w:shd w:fill="auto" w:val="clear"/>
+        </w:rPr>
+      </w:pPr>
+      <w:r>
+        <w:rPr>
+          <w:rFonts w:ascii="Droid Sans Mono;monospace" w:hAnsi="Droid Sans Mono;monospace"/>
+          <w:b w:val="false"/>
+          <w:color w:val="000000"/>
+          <w:sz w:val="21"/>
+          <w:shd w:fill="auto" w:val="clear"/>
+        </w:rPr>
+        <w:t>0% {</w:t>
+      </w:r>
+    </w:p>
+    <w:p>
+      <w:pPr>
+        <w:pStyle w:val="Normal"/>
+        <w:spacing w:lineRule="atLeast" w:line="285"/>
+        <w:rPr>
+          <w:rFonts w:ascii="Droid Sans Mono;monospace" w:hAnsi="Droid Sans Mono;monospace"/>
+          <w:b w:val="false"/>
+          <w:b w:val="false"/>
+          <w:color w:val="auto"/>
+          <w:sz w:val="21"/>
+          <w:highlight w:val="none"/>
+          <w:shd w:fill="auto" w:val="clear"/>
+        </w:rPr>
+      </w:pPr>
+      <w:r>
+        <w:rPr>
+          <w:rFonts w:ascii="Droid Sans Mono;monospace" w:hAnsi="Droid Sans Mono;monospace"/>
+          <w:b w:val="false"/>
+          <w:color w:val="000000"/>
+          <w:sz w:val="21"/>
+          <w:shd w:fill="auto" w:val="clear"/>
+        </w:rPr>
+        <w:t>background-position: 200% 0;</w:t>
+      </w:r>
+    </w:p>
+    <w:p>
+      <w:pPr>
+        <w:pStyle w:val="Normal"/>
+        <w:spacing w:lineRule="atLeast" w:line="285"/>
+        <w:rPr>
+          <w:rFonts w:ascii="Droid Sans Mono;monospace" w:hAnsi="Droid Sans Mono;monospace"/>
+          <w:b w:val="false"/>
+          <w:b w:val="false"/>
+          <w:color w:val="auto"/>
+          <w:sz w:val="21"/>
+          <w:highlight w:val="none"/>
+          <w:shd w:fill="auto" w:val="clear"/>
+        </w:rPr>
+      </w:pPr>
+      <w:r>
+        <w:rPr>
+          <w:rFonts w:ascii="Droid Sans Mono;monospace" w:hAnsi="Droid Sans Mono;monospace"/>
+          <w:b w:val="false"/>
+          <w:color w:val="000000"/>
+          <w:sz w:val="21"/>
+          <w:shd w:fill="auto" w:val="clear"/>
+        </w:rPr>
+        <w:t>}</w:t>
+      </w:r>
+    </w:p>
+    <w:p>
+      <w:pPr>
+        <w:pStyle w:val="Normal"/>
+        <w:spacing w:lineRule="atLeast" w:line="285"/>
+        <w:rPr>
+          <w:rFonts w:ascii="Droid Sans Mono;monospace" w:hAnsi="Droid Sans Mono;monospace"/>
+          <w:b w:val="false"/>
+          <w:b w:val="false"/>
+          <w:color w:val="auto"/>
+          <w:sz w:val="21"/>
+          <w:highlight w:val="none"/>
+          <w:shd w:fill="auto" w:val="clear"/>
+        </w:rPr>
+      </w:pPr>
+      <w:r>
+        <w:rPr>
+          <w:rFonts w:ascii="Droid Sans Mono;monospace" w:hAnsi="Droid Sans Mono;monospace"/>
+          <w:b w:val="false"/>
+          <w:color w:val="000000"/>
+          <w:sz w:val="21"/>
+          <w:shd w:fill="auto" w:val="clear"/>
+        </w:rPr>
+        <w:t>100% {</w:t>
+      </w:r>
+    </w:p>
+    <w:p>
+      <w:pPr>
+        <w:pStyle w:val="Normal"/>
+        <w:spacing w:lineRule="atLeast" w:line="285"/>
+        <w:rPr>
+          <w:rFonts w:ascii="Droid Sans Mono;monospace" w:hAnsi="Droid Sans Mono;monospace"/>
+          <w:b w:val="false"/>
+          <w:b w:val="false"/>
+          <w:color w:val="auto"/>
+          <w:sz w:val="21"/>
+          <w:highlight w:val="none"/>
+          <w:shd w:fill="auto" w:val="clear"/>
+        </w:rPr>
+      </w:pPr>
+      <w:r>
+        <w:rPr>
+          <w:rFonts w:ascii="Droid Sans Mono;monospace" w:hAnsi="Droid Sans Mono;monospace"/>
+          <w:b w:val="false"/>
+          <w:color w:val="000000"/>
+          <w:sz w:val="21"/>
+          <w:shd w:fill="auto" w:val="clear"/>
+        </w:rPr>
+        <w:t>background-position: -200% 0;</w:t>
+      </w:r>
+    </w:p>
+    <w:p>
+      <w:pPr>
+        <w:pStyle w:val="Normal"/>
+        <w:spacing w:lineRule="atLeast" w:line="285"/>
+        <w:rPr>
+          <w:rFonts w:ascii="Droid Sans Mono;monospace" w:hAnsi="Droid Sans Mono;monospace"/>
+          <w:b w:val="false"/>
+          <w:b w:val="false"/>
+          <w:color w:val="auto"/>
+          <w:sz w:val="21"/>
+          <w:highlight w:val="none"/>
+          <w:shd w:fill="auto" w:val="clear"/>
+        </w:rPr>
+      </w:pPr>
+      <w:r>
+        <w:rPr>
+          <w:rFonts w:ascii="Droid Sans Mono;monospace" w:hAnsi="Droid Sans Mono;monospace"/>
+          <w:b w:val="false"/>
+          <w:color w:val="000000"/>
+          <w:sz w:val="21"/>
+          <w:shd w:fill="auto" w:val="clear"/>
+        </w:rPr>
+        <w:t>}</w:t>
+      </w:r>
+    </w:p>
+    <w:p>
+      <w:pPr>
+        <w:pStyle w:val="Normal"/>
+        <w:spacing w:lineRule="atLeast" w:line="285"/>
+        <w:rPr>
+          <w:rFonts w:ascii="Droid Sans Mono;monospace" w:hAnsi="Droid Sans Mono;monospace"/>
+          <w:b w:val="false"/>
+          <w:b w:val="false"/>
+          <w:color w:val="auto"/>
+          <w:sz w:val="21"/>
+          <w:highlight w:val="none"/>
+          <w:shd w:fill="auto" w:val="clear"/>
+        </w:rPr>
+      </w:pPr>
+      <w:r>
+        <w:rPr>
+          <w:rFonts w:ascii="Droid Sans Mono;monospace" w:hAnsi="Droid Sans Mono;monospace"/>
+          <w:b w:val="false"/>
+          <w:color w:val="000000"/>
+          <w:sz w:val="21"/>
+          <w:shd w:fill="auto" w:val="clear"/>
+        </w:rPr>
+        <w:t>}</w:t>
+      </w:r>
+    </w:p>
+    <w:p>
+      <w:pPr>
+        <w:pStyle w:val="Normal"/>
+        <w:spacing w:lineRule="atLeast" w:line="285"/>
+        <w:rPr>
+          <w:rFonts w:ascii="Droid Sans Mono;monospace" w:hAnsi="Droid Sans Mono;monospace"/>
+          <w:b w:val="false"/>
+          <w:b w:val="false"/>
+          <w:color w:val="auto"/>
+          <w:sz w:val="21"/>
+          <w:highlight w:val="none"/>
+          <w:shd w:fill="auto" w:val="clear"/>
+        </w:rPr>
+      </w:pPr>
+      <w:r>
+        <w:rPr>
+          <w:rFonts w:ascii="Droid Sans Mono;monospace" w:hAnsi="Droid Sans Mono;monospace"/>
+          <w:b w:val="false"/>
+          <w:color w:val="000000"/>
+          <w:sz w:val="21"/>
+          <w:shd w:fill="auto" w:val="clear"/>
+        </w:rPr>
+        <w:t>&lt;/style&gt;</w:t>
+      </w:r>
+    </w:p>
+    <w:p>
+      <w:pPr>
+        <w:pStyle w:val="Normal"/>
+        <w:spacing w:lineRule="atLeast" w:line="285"/>
+        <w:rPr>
+          <w:rFonts w:ascii="Droid Sans Mono;monospace" w:hAnsi="Droid Sans Mono;monospace"/>
+          <w:b w:val="false"/>
+          <w:b w:val="false"/>
+          <w:color w:val="auto"/>
+          <w:sz w:val="21"/>
+          <w:highlight w:val="none"/>
+          <w:shd w:fill="auto" w:val="clear"/>
+        </w:rPr>
+      </w:pPr>
+      <w:r>
+        <w:rPr>
+          <w:rFonts w:ascii="Droid Sans Mono;monospace" w:hAnsi="Droid Sans Mono;monospace"/>
+          <w:b w:val="false"/>
+          <w:color w:val="000000"/>
+          <w:sz w:val="21"/>
+          <w:shd w:fill="auto" w:val="clear"/>
+        </w:rPr>
+      </w:r>
+    </w:p>
+    <w:p>
+      <w:pPr>
+        <w:pStyle w:val="Style17"/>
+        <w:bidi w:val="0"/>
+        <w:spacing w:before="0" w:after="140"/>
+        <w:jc w:val="start"/>
+        <w:rPr>
+          <w:b/>
+          <w:b/>
+          <w:bCs/>
+          <w:color w:val="auto"/>
+          <w:sz w:val="48"/>
+          <w:szCs w:val="48"/>
+          <w:highlight w:val="none"/>
+          <w:shd w:fill="auto" w:val="clear"/>
         </w:rPr>
       </w:pPr>
       <w:r>
